--- a/docs/NetSentry_Project_Report.docx
+++ b/docs/NetSentry_Project_Report.docx
@@ -513,7 +513,7 @@
         <w:br w:type="page"/>
       </w:r>
     </w:p>
-    <w:bookmarkStart w:id="9" w:name="acknowledgement"/>
+    <w:bookmarkStart w:id="92" w:name="acknowledgement"/>
     <w:p>
       <w:pPr>
         <w:pStyle w:val="Heading1"/>
@@ -580,8 +580,8 @@
         <w:br w:type="page"/>
       </w:r>
     </w:p>
-    <w:bookmarkEnd w:id="9"/>
-    <w:bookmarkStart w:id="10" w:name="abstract"/>
+    <w:bookmarkEnd w:id="92"/>
+    <w:bookmarkStart w:id="93" w:name="abstract"/>
     <w:p>
       <w:pPr>
         <w:pStyle w:val="Heading1"/>
@@ -608,7 +608,7 @@
         <w:t xml:space="preserve">NIDS</w:t>
       </w:r>
       <w:r>
-        <w:t xml:space="preserve">, is a complete, production-style Network Intrusion Detection System with optional Intrusion Prevention capability that classifies network traffic flows as normal or as one of six attack types — Distributed Denial of Service (DDoS), Port Scan, Brute Force, Botnet, Infiltration, and Web Attack — using machine learning.</w:t>
+        <w:t xml:space="preserve">, is a complete, production-style Network Intrusion Detection System with optional Intrusion Prevention capability that classifies network traffic flows as normal or as one of six attack types — Distributed Denial of Service (DDoS), Port Scan, Brute Force, Botnet, Infiltration, and Web Attack — using machine learning. All machine-learning models are implemented from first principles using only the NumPy numerical library, with no external framework: a Random Forest and a Multi-Layer Perceptron recognize known attack patterns, while an Isolation Forest detects unusual, never-before-seen behaviour, and an ensemble layer fuses them using a weighted vote with an anomaly-override rule for potential zero-day attacks. Around this detection core the project delivers a full operational system — a data-processing and training pipeline, a real-time inference engine, a REST API, an operator dashboard, structured logging, Prometheus-style monitoring, an alerting subsystem, an optional automated enforcement layer, and a role-based authentication system with JSON Web Token (JWT) security and PBKDF2 password hashing, also implemented from scratch using only the Python standard library. Evaluated on a labelled subset of the real-world CIC-IDS2017 dataset containing 66,721 network flows across seven classes, the ensemble achieved an overall accuracy of about 99.3% and a macro-averaged F1-score of about 98.6%, with an average inference time of roughly half a millisecond per flow, demonstrating that transparent, hand-built models can reach high detection quality while remaining fully auditable and fast enough for real-time use.</w:t>
       </w:r>
     </w:p>
     <w:p>
@@ -616,22 +616,6 @@
         <w:pStyle w:val="BodyText"/>
       </w:pPr>
       <w:r>
-        <w:t xml:space="preserve">The distinguishing feature of NIDS is that all of its machine-learning models are implemented from first principles using only the NumPy numerical library, with no external machine-learning framework. The system combines a Random Forest and a Multi-Layer Perceptron, which recognize known attack patterns, with an Isolation Forest, which detects unusual, never-before-seen behaviour. An ensemble layer fuses these models using a weighted vote and an anomaly-override rule that allows the system to flag potential zero-day attacks. Around this detection core, the project delivers a full operational system: a data-processing and training pipeline, a real-time inference engine, a REST API, an operator dashboard, structured logging, Prometheus-style monitoring, an alerting subsystem, and an optional automated enforcement layer that can block malicious source addresses under safe, configurable conditions. The system is containerized and supplied with deployment configuration for a reverse proxy and a container-orchestration platform.</w:t>
-      </w:r>
-    </w:p>
-    <w:p>
-      <w:pPr>
-        <w:pStyle w:val="BodyText"/>
-      </w:pPr>
-      <w:r>
-        <w:t xml:space="preserve">Evaluated on a labelled subset of the real-world CIC-IDS2017 dataset containing 66,721 network flows described by thirty flow-level features across seven classes, the ensemble model achieved an overall accuracy of about 99.3% and a macro-averaged F1-score of about 98.6%, with an average inference time of roughly half a millisecond per flow. These results show that transparent, hand-built models can reach high detection quality while remaining fully auditable and fast enough for real-time use.</w:t>
-      </w:r>
-    </w:p>
-    <w:p>
-      <w:pPr>
-        <w:pStyle w:val="BodyText"/>
-      </w:pPr>
-      <w:r>
         <w:rPr>
           <w:b/>
           <w:bCs/>
@@ -642,7 +626,7 @@
         <w:t xml:space="preserve"> </w:t>
       </w:r>
       <w:r>
-        <w:t xml:space="preserve">Network Intrusion Detection, Machine Learning, Random Forest, Neural Network, Isolation Forest, Ensemble Learning, Anomaly Detection, Network Security.</w:t>
+        <w:t xml:space="preserve">Network Intrusion Detection, Machine Learning, Random Forest, Neural Network, Isolation Forest, Ensemble Learning, Anomaly Detection, Network Security, Authentication, Role-Based Access Control.</w:t>
       </w:r>
     </w:p>
     <w:p>
@@ -680,8 +664,8 @@
         <w:br w:type="page"/>
       </w:r>
     </w:p>
-    <w:bookmarkEnd w:id="10"/>
-    <w:bookmarkStart w:id="11" w:name="list-of-abbreviations"/>
+    <w:bookmarkEnd w:id="93"/>
+    <w:bookmarkStart w:id="94" w:name="list-of-abbreviations"/>
     <w:p>
       <w:pPr>
         <w:pStyle w:val="Heading1"/>
@@ -694,14 +678,6 @@
       <w:tblPr>
         <w:tblStyle w:val="Table"/>
         <w:tblW w:type="pct" w:w="5000"/>
-        <w:tblBorders>
-          <w:top w:val="single" w:sz="4" w:space="0" w:color="000000"/>
-          <w:left w:val="single" w:sz="4" w:space="0" w:color="000000"/>
-          <w:bottom w:val="single" w:sz="4" w:space="0" w:color="000000"/>
-          <w:right w:val="single" w:sz="4" w:space="0" w:color="000000"/>
-          <w:insideH w:val="single" w:sz="4" w:space="0" w:color="000000"/>
-          <w:insideV w:val="single" w:sz="4" w:space="0" w:color="000000"/>
-        </w:tblBorders>
         <w:tblLayout w:type="fixed"/>
         <w:tblLook w:firstRow="1" w:lastRow="0" w:firstColumn="0" w:lastColumn="0" w:noHBand="0" w:noVBand="0" w:val="0020"/>
       </w:tblPr>
@@ -912,6 +888,30 @@
               <w:pStyle w:val="Compact"/>
             </w:pPr>
             <w:r>
+              <w:t xml:space="preserve">HMAC</w:t>
+            </w:r>
+          </w:p>
+        </w:tc>
+        <w:tc>
+          <w:tcPr/>
+          <w:p>
+            <w:pPr>
+              <w:pStyle w:val="Compact"/>
+            </w:pPr>
+            <w:r>
+              <w:t xml:space="preserve">Hash-based Message Authentication Code</w:t>
+            </w:r>
+          </w:p>
+        </w:tc>
+      </w:tr>
+      <w:tr>
+        <w:tc>
+          <w:tcPr/>
+          <w:p>
+            <w:pPr>
+              <w:pStyle w:val="Compact"/>
+            </w:pPr>
+            <w:r>
               <w:t xml:space="preserve">CSV</w:t>
             </w:r>
           </w:p>
@@ -1080,6 +1080,30 @@
               <w:pStyle w:val="Compact"/>
             </w:pPr>
             <w:r>
+              <w:t xml:space="preserve">JWT</w:t>
+            </w:r>
+          </w:p>
+        </w:tc>
+        <w:tc>
+          <w:tcPr/>
+          <w:p>
+            <w:pPr>
+              <w:pStyle w:val="Compact"/>
+            </w:pPr>
+            <w:r>
+              <w:t xml:space="preserve">JSON Web Token</w:t>
+            </w:r>
+          </w:p>
+        </w:tc>
+      </w:tr>
+      <w:tr>
+        <w:tc>
+          <w:tcPr/>
+          <w:p>
+            <w:pPr>
+              <w:pStyle w:val="Compact"/>
+            </w:pPr>
+            <w:r>
               <w:t xml:space="preserve">MDI</w:t>
             </w:r>
           </w:p>
@@ -1200,6 +1224,54 @@
               <w:pStyle w:val="Compact"/>
             </w:pPr>
             <w:r>
+              <w:t xml:space="preserve">PBKDF2</w:t>
+            </w:r>
+          </w:p>
+        </w:tc>
+        <w:tc>
+          <w:tcPr/>
+          <w:p>
+            <w:pPr>
+              <w:pStyle w:val="Compact"/>
+            </w:pPr>
+            <w:r>
+              <w:t xml:space="preserve">Password-Based Key Derivation Function 2</w:t>
+            </w:r>
+          </w:p>
+        </w:tc>
+      </w:tr>
+      <w:tr>
+        <w:tc>
+          <w:tcPr/>
+          <w:p>
+            <w:pPr>
+              <w:pStyle w:val="Compact"/>
+            </w:pPr>
+            <w:r>
+              <w:t xml:space="preserve">RBAC</w:t>
+            </w:r>
+          </w:p>
+        </w:tc>
+        <w:tc>
+          <w:tcPr/>
+          <w:p>
+            <w:pPr>
+              <w:pStyle w:val="Compact"/>
+            </w:pPr>
+            <w:r>
+              <w:t xml:space="preserve">Role-Based Access Control</w:t>
+            </w:r>
+          </w:p>
+        </w:tc>
+      </w:tr>
+      <w:tr>
+        <w:tc>
+          <w:tcPr/>
+          <w:p>
+            <w:pPr>
+              <w:pStyle w:val="Compact"/>
+            </w:pPr>
+            <w:r>
               <w:t xml:space="preserve">REST</w:t>
             </w:r>
           </w:p>
@@ -1414,8 +1486,8 @@
         <w:br w:type="page"/>
       </w:r>
     </w:p>
-    <w:bookmarkEnd w:id="11"/>
-    <w:bookmarkStart w:id="12" w:name="list-of-figures"/>
+    <w:bookmarkEnd w:id="94"/>
+    <w:bookmarkStart w:id="95" w:name="list-of-figures"/>
     <w:p>
       <w:pPr>
         <w:pStyle w:val="Heading1"/>
@@ -1428,14 +1500,6 @@
       <w:tblPr>
         <w:tblStyle w:val="Table"/>
         <w:tblW w:type="auto" w:w="0"/>
-        <w:tblBorders>
-          <w:top w:val="single" w:sz="4" w:space="0" w:color="000000"/>
-          <w:left w:val="single" w:sz="4" w:space="0" w:color="000000"/>
-          <w:bottom w:val="single" w:sz="4" w:space="0" w:color="000000"/>
-          <w:right w:val="single" w:sz="4" w:space="0" w:color="000000"/>
-          <w:insideH w:val="single" w:sz="4" w:space="0" w:color="000000"/>
-          <w:insideV w:val="single" w:sz="4" w:space="0" w:color="000000"/>
-        </w:tblBorders>
         <w:tblLook w:firstRow="1" w:lastRow="0" w:firstColumn="0" w:lastColumn="0" w:noHBand="0" w:noVBand="0" w:val="0020"/>
       </w:tblPr>
       <w:tblGrid>
@@ -1710,8 +1774,8 @@
         </w:tc>
       </w:tr>
     </w:tbl>
-    <w:bookmarkEnd w:id="12"/>
-    <w:bookmarkStart w:id="13" w:name="list-of-tables"/>
+    <w:bookmarkEnd w:id="95"/>
+    <w:bookmarkStart w:id="96" w:name="list-of-tables"/>
     <w:p>
       <w:pPr>
         <w:pStyle w:val="Heading1"/>
@@ -1724,14 +1788,6 @@
       <w:tblPr>
         <w:tblStyle w:val="Table"/>
         <w:tblW w:type="auto" w:w="0"/>
-        <w:tblBorders>
-          <w:top w:val="single" w:sz="4" w:space="0" w:color="000000"/>
-          <w:left w:val="single" w:sz="4" w:space="0" w:color="000000"/>
-          <w:bottom w:val="single" w:sz="4" w:space="0" w:color="000000"/>
-          <w:right w:val="single" w:sz="4" w:space="0" w:color="000000"/>
-          <w:insideH w:val="single" w:sz="4" w:space="0" w:color="000000"/>
-          <w:insideV w:val="single" w:sz="4" w:space="0" w:color="000000"/>
-        </w:tblBorders>
         <w:tblLook w:firstRow="1" w:lastRow="0" w:firstColumn="0" w:lastColumn="0" w:noHBand="0" w:noVBand="0" w:val="0020"/>
       </w:tblPr>
       <w:tblGrid>
@@ -1809,6 +1865,30 @@
             </w:pPr>
             <w:r>
               <w:t xml:space="preserve">Non-Functional Requirements</w:t>
+            </w:r>
+          </w:p>
+        </w:tc>
+      </w:tr>
+      <w:tr>
+        <w:tc>
+          <w:tcPr/>
+          <w:p>
+            <w:pPr>
+              <w:pStyle w:val="Compact"/>
+            </w:pPr>
+            <w:r>
+              <w:t xml:space="preserve">Table 3.3</w:t>
+            </w:r>
+          </w:p>
+        </w:tc>
+        <w:tc>
+          <w:tcPr/>
+          <w:p>
+            <w:pPr>
+              <w:pStyle w:val="Compact"/>
+            </w:pPr>
+            <w:r>
+              <w:t xml:space="preserve">Role-Based Access Control Matrix</w:t>
             </w:r>
           </w:p>
         </w:tc>
@@ -1947,8 +2027,8 @@
         </w:sectPr>
       </w:pPr>
     </w:p>
-    <w:bookmarkEnd w:id="13"/>
-    <w:bookmarkStart w:id="22" w:name="chapter-1-introduction"/>
+    <w:bookmarkEnd w:id="96"/>
+    <w:bookmarkStart w:id="105" w:name="chapter-1-introduction"/>
     <w:p>
       <w:pPr>
         <w:pStyle w:val="Heading1"/>
@@ -1957,7 +2037,7 @@
         <w:t xml:space="preserve">Chapter 1: Introduction</w:t>
       </w:r>
     </w:p>
-    <w:bookmarkStart w:id="14" w:name="introduction"/>
+    <w:bookmarkStart w:id="97" w:name="introduction"/>
     <w:p>
       <w:pPr>
         <w:pStyle w:val="Heading2"/>
@@ -2085,11 +2165,11 @@
         <w:pStyle w:val="BodyText"/>
       </w:pPr>
       <w:r>
-        <w:t xml:space="preserve">Beyond the detection logic, NIDS is built as a full working system rather than a standalone script. It includes a data-processing pipeline, a training pipeline, a real-time inference engine, a REST Application Programming Interface (API) for receiving traffic and returning verdicts, an operator dashboard for security staff, a monitoring and alerting subsystem, and an optional enforcement mode that can automatically block malicious source addresses. The system is also packaged for realistic deployment using containers and orchestration tooling. In this way, NIDS demonstrates not only the design of intrusion-detection algorithms but also the engineering required to operate such a system in a real environment.</w:t>
-      </w:r>
-    </w:p>
-    <w:bookmarkEnd w:id="14"/>
-    <w:bookmarkStart w:id="15" w:name="problem-statement"/>
+        <w:t xml:space="preserve">Beyond the detection logic, NIDS is built as a full working system rather than a standalone script. It includes a data-processing pipeline, a training pipeline, a real-time inference engine, a REST Application Programming Interface (API) for receiving traffic and returning verdicts, an operator dashboard for security staff, a monitoring and alerting subsystem, an optional enforcement mode that can automatically block malicious source addresses, and a complete authentication and authorization layer. The authentication system uses JSON Web Tokens (JWT) implemented from scratch with the Python standard library, supports three user roles (Administrator, Security Operator, and External System) with role-based access control, and secures passwords using PBKDF2-SHA256 hashing. The system is also packaged for realistic deployment using containers. In this way, NIDS demonstrates not only the design of intrusion-detection algorithms but also the engineering required to operate such a system in a real environment.</w:t>
+      </w:r>
+    </w:p>
+    <w:bookmarkEnd w:id="97"/>
+    <w:bookmarkStart w:id="98" w:name="problem-statement"/>
     <w:p>
       <w:pPr>
         <w:pStyle w:val="Heading2"/>
@@ -2251,8 +2331,8 @@
         <w:t xml:space="preserve">how to build a network intrusion detection system that can accurately distinguish normal traffic from multiple types of attacks, can detect unknown attacks as well as known ones, remains fully transparent and auditable in its decision-making, and operates as a complete, deployable real-time service rather than an isolated experiment.</w:t>
       </w:r>
     </w:p>
-    <w:bookmarkEnd w:id="15"/>
-    <w:bookmarkStart w:id="16" w:name="objectives"/>
+    <w:bookmarkEnd w:id="98"/>
+    <w:bookmarkStart w:id="99" w:name="objectives"/>
     <w:p>
       <w:pPr>
         <w:pStyle w:val="Heading2"/>
@@ -2368,8 +2448,26 @@
         <w:t xml:space="preserve">, including severity-based alerts, performance metrics, and an enforcement mode capable of blocking malicious sources under safe, configurable conditions.</w:t>
       </w:r>
     </w:p>
-    <w:bookmarkEnd w:id="16"/>
-    <w:bookmarkStart w:id="19" w:name="scope-and-limitation"/>
+    <w:p>
+      <w:pPr>
+        <w:numPr>
+          <w:ilvl w:val="0"/>
+          <w:numId w:val="1002"/>
+        </w:numPr>
+      </w:pPr>
+      <w:r>
+        <w:rPr>
+          <w:b/>
+          <w:bCs/>
+        </w:rPr>
+        <w:t xml:space="preserve">To implement authentication and role-based access control from scratch</w:t>
+      </w:r>
+      <w:r>
+        <w:t xml:space="preserve">, using standard-library cryptographic primitives (HMAC-SHA256 for JWT tokens and PBKDF2 for password hashing), so that the security layer is as transparent and auditable as the detection layer.</w:t>
+      </w:r>
+    </w:p>
+    <w:bookmarkEnd w:id="99"/>
+    <w:bookmarkStart w:id="102" w:name="scope-and-limitation"/>
     <w:p>
       <w:pPr>
         <w:pStyle w:val="Heading2"/>
@@ -2378,7 +2476,7 @@
         <w:t xml:space="preserve">1.4 Scope and Limitation</w:t>
       </w:r>
     </w:p>
-    <w:bookmarkStart w:id="17" w:name="scope"/>
+    <w:bookmarkStart w:id="100" w:name="scope"/>
     <w:p>
       <w:pPr>
         <w:pStyle w:val="Heading3"/>
@@ -2546,17 +2644,78 @@
           <w:b/>
           <w:bCs/>
         </w:rPr>
+        <w:t xml:space="preserve">Authentication and role-based access control.</w:t>
+      </w:r>
+      <w:r>
+        <w:t xml:space="preserve"> </w:t>
+      </w:r>
+      <w:r>
+        <w:t xml:space="preserve">The system includes a complete authentication layer with JWT-based session tokens and three user roles (Administrator, Operator, Viewer), each with appropriate access permissions. The JWT signing and password hashing are implemented from scratch using Python’s standard-library</w:t>
+      </w:r>
+      <w:r>
+        <w:t xml:space="preserve"> </w:t>
+      </w:r>
+      <w:r>
+        <w:rPr>
+          <w:rStyle w:val="VerbatimChar"/>
+        </w:rPr>
+        <w:t xml:space="preserve">hmac</w:t>
+      </w:r>
+      <w:r>
+        <w:t xml:space="preserve">,</w:t>
+      </w:r>
+      <w:r>
+        <w:t xml:space="preserve"> </w:t>
+      </w:r>
+      <w:r>
+        <w:rPr>
+          <w:rStyle w:val="VerbatimChar"/>
+        </w:rPr>
+        <w:t xml:space="preserve">hashlib</w:t>
+      </w:r>
+      <w:r>
+        <w:t xml:space="preserve">, and</w:t>
+      </w:r>
+      <w:r>
+        <w:t xml:space="preserve"> </w:t>
+      </w:r>
+      <w:r>
+        <w:rPr>
+          <w:rStyle w:val="VerbatimChar"/>
+        </w:rPr>
+        <w:t xml:space="preserve">os</w:t>
+      </w:r>
+      <w:r>
+        <w:t xml:space="preserve"> </w:t>
+      </w:r>
+      <w:r>
+        <w:t xml:space="preserve">modules, consistent with the project’s transparency philosophy.</w:t>
+      </w:r>
+    </w:p>
+    <w:p>
+      <w:pPr>
+        <w:pStyle w:val="Compact"/>
+        <w:numPr>
+          <w:ilvl w:val="0"/>
+          <w:numId w:val="1003"/>
+        </w:numPr>
+      </w:pPr>
+      <w:r>
+        <w:rPr>
+          <w:b/>
+          <w:bCs/>
+        </w:rPr>
         <w:t xml:space="preserve">Realistic deployment.</w:t>
       </w:r>
       <w:r>
         <w:t xml:space="preserve"> </w:t>
       </w:r>
       <w:r>
-        <w:t xml:space="preserve">The system is containerized and includes deployment configuration suitable for running behind a reverse proxy and on a container-orchestration platform.</w:t>
-      </w:r>
-    </w:p>
-    <w:bookmarkEnd w:id="17"/>
-    <w:bookmarkStart w:id="18" w:name="limitations"/>
+        <w:t xml:space="preserve">The system is containerized and includes deployment configuration suitable for running in a production environment.</w:t>
+      </w:r>
+    </w:p>
+    <w:bookmarkEnd w:id="100"/>
+    <w:bookmarkStart w:id="101" w:name="limitations"/>
     <w:p>
       <w:pPr>
         <w:pStyle w:val="Heading3"/>
@@ -2705,9 +2864,9 @@
         <w:t xml:space="preserve">The active blocking backend targets a Linux firewall mechanism, so automated enforcement is limited to compatible host environments.</w:t>
       </w:r>
     </w:p>
-    <w:bookmarkEnd w:id="18"/>
-    <w:bookmarkEnd w:id="19"/>
-    <w:bookmarkStart w:id="20" w:name="development-methodology"/>
+    <w:bookmarkEnd w:id="101"/>
+    <w:bookmarkEnd w:id="102"/>
+    <w:bookmarkStart w:id="103" w:name="development-methodology"/>
     <w:p>
       <w:pPr>
         <w:pStyle w:val="Heading2"/>
@@ -2868,7 +3027,7 @@
         <w:t xml:space="preserve"> </w:t>
       </w:r>
       <w:r>
-        <w:t xml:space="preserve">The system was containerized and supplied with configuration for reverse-proxy, monitoring, and orchestrated deployment, along with a continuous-integration pipeline that automatically lints, tests, and builds the project.</w:t>
+        <w:t xml:space="preserve">The system was containerized and supplied with configuration for monitoring, along with a continuous-integration pipeline that automatically lints, tests, and builds the project.</w:t>
       </w:r>
     </w:p>
     <w:p>
@@ -2879,8 +3038,8 @@
         <w:t xml:space="preserve">A single configuration file acts as the central source of all tunable settings, and any value can be overridden at deployment time through environment variables. This supports the incremental philosophy by allowing the same code to behave differently in development, testing, and production without modification.</w:t>
       </w:r>
     </w:p>
-    <w:bookmarkEnd w:id="20"/>
-    <w:bookmarkStart w:id="21" w:name="report-organization"/>
+    <w:bookmarkEnd w:id="103"/>
+    <w:bookmarkStart w:id="104" w:name="report-organization"/>
     <w:p>
       <w:pPr>
         <w:pStyle w:val="Heading2"/>
@@ -2986,9 +3145,9 @@
         <w:br w:type="page"/>
       </w:r>
     </w:p>
-    <w:bookmarkEnd w:id="21"/>
-    <w:bookmarkEnd w:id="22"/>
-    <w:bookmarkStart w:id="35" w:name="X420cbc685f08d917931733cf096946468b5af18"/>
+    <w:bookmarkEnd w:id="104"/>
+    <w:bookmarkEnd w:id="105"/>
+    <w:bookmarkStart w:id="118" w:name="X420cbc685f08d917931733cf096946468b5af18"/>
     <w:p>
       <w:pPr>
         <w:pStyle w:val="Heading1"/>
@@ -2997,7 +3156,7 @@
         <w:t xml:space="preserve">Chapter 2: Background Study and Literature Review</w:t>
       </w:r>
     </w:p>
-    <w:bookmarkStart w:id="33" w:name="background-study"/>
+    <w:bookmarkStart w:id="116" w:name="background-study"/>
     <w:p>
       <w:pPr>
         <w:pStyle w:val="Heading2"/>
@@ -3014,7 +3173,7 @@
         <w:t xml:space="preserve">This section explains the fundamental concepts and terminology needed to understand the NIDS system. The aim is to relate each concept directly to the way it is used in the project rather than to present general definitions in isolation.</w:t>
       </w:r>
     </w:p>
-    <w:bookmarkStart w:id="23" w:name="network-traffic-and-flows"/>
+    <w:bookmarkStart w:id="106" w:name="network-traffic-and-flows"/>
     <w:p>
       <w:pPr>
         <w:pStyle w:val="Heading3"/>
@@ -3057,8 +3216,8 @@
         <w:t xml:space="preserve">: a summary of a single conversation between two endpoints over a period of time. Instead of recording raw content, a flow records statistical properties — for example, how long the conversation lasted, how many packets and bytes were sent in each direction, how quickly packets arrived, the average packet size, and how often particular control flags (such as SYN, ACK, RST, and FIN, which mark stages of a connection) appeared. NIDS works entirely at this flow level, representing each conversation as a fixed list of thirty numerical features. This is the same kind of feature representation used by widely studied public intrusion-detection datasets, which makes the system both efficient and compatible with real traffic-extraction tools.</w:t>
       </w:r>
     </w:p>
-    <w:bookmarkEnd w:id="23"/>
-    <w:bookmarkStart w:id="24" w:name="intrusion-detection-and-prevention"/>
+    <w:bookmarkEnd w:id="106"/>
+    <w:bookmarkStart w:id="107" w:name="intrusion-detection-and-prevention"/>
     <w:p>
       <w:pPr>
         <w:pStyle w:val="Heading3"/>
@@ -3139,8 +3298,8 @@
         <w:t xml:space="preserve">detection builds a model of normal behaviour and flags anything that deviates significantly from it; it can catch novel attacks but may produce more false alarms [2]. NIDS deliberately combines both philosophies: its supervised models behave like a learned, generalized form of misuse detection, recognizing the fingerprints of known attack classes, while its Isolation Forest performs anomaly detection to surface traffic that does not resemble normal behaviour. The optional enforcement layer gives the system an IPS capability, mapping confident detections to protective actions.</w:t>
       </w:r>
     </w:p>
-    <w:bookmarkEnd w:id="24"/>
-    <w:bookmarkStart w:id="25" w:name="common-network-attacks"/>
+    <w:bookmarkEnd w:id="107"/>
+    <w:bookmarkStart w:id="108" w:name="common-network-attacks"/>
     <w:p>
       <w:pPr>
         <w:pStyle w:val="Heading3"/>
@@ -3297,8 +3456,8 @@
         <w:t xml:space="preserve">Because these attacks differ so widely — from very loud (DDoS) to very quiet (Infiltration) — no single model recognizes all of them equally well, which is one of the main reasons NIDS uses an ensemble.</w:t>
       </w:r>
     </w:p>
-    <w:bookmarkEnd w:id="25"/>
-    <w:bookmarkStart w:id="26" w:name="machine-learning-for-classification"/>
+    <w:bookmarkEnd w:id="108"/>
+    <w:bookmarkStart w:id="109" w:name="machine-learning-for-classification"/>
     <w:p>
       <w:pPr>
         <w:pStyle w:val="Heading3"/>
@@ -3395,8 +3554,8 @@
         <w:t xml:space="preserve">, the model is trained mostly on normal data and learns to recognize anything that does not fit, which is useful for catching unknown attacks. NIDS uses supervised learning for its Random Forest and neural network, and anomaly detection for its Isolation Forest.</w:t>
       </w:r>
     </w:p>
-    <w:bookmarkEnd w:id="26"/>
-    <w:bookmarkStart w:id="27" w:name="decision-trees-and-random-forests"/>
+    <w:bookmarkEnd w:id="109"/>
+    <w:bookmarkStart w:id="110" w:name="decision-trees-and-random-forests"/>
     <w:p>
       <w:pPr>
         <w:pStyle w:val="Heading3"/>
@@ -3457,8 +3616,8 @@
         <w:t xml:space="preserve">addresses this by training many different trees, each on a random sample of the data and a random subset of the features, and then combining their votes [3]. This averaging makes the overall model far more stable and accurate than any single tree, and it provides a useful by-product: an estimate of which features were most important in making decisions, which helps analysts understand the model’s reasoning. In NIDS, the Random Forest is the strongest single classifier for the known attack types.</w:t>
       </w:r>
     </w:p>
-    <w:bookmarkEnd w:id="27"/>
-    <w:bookmarkStart w:id="28" w:name="neural-networks-multi-layer-perceptron"/>
+    <w:bookmarkEnd w:id="110"/>
+    <w:bookmarkStart w:id="111" w:name="neural-networks-multi-layer-perceptron"/>
     <w:p>
       <w:pPr>
         <w:pStyle w:val="Heading3"/>
@@ -3529,8 +3688,8 @@
         <w:t xml:space="preserve">[4]. Modern training also uses an optimization technique that adapts how much each weight is changed on every step, making learning faster and more stable [5]. Neural networks are especially good at capturing complex, non-linear relationships between features, which lets the NIDS MLP recognize attack patterns that simpler models might miss. The project also applies standard techniques such as dropout (temporarily ignoring some neurons during training) and early stopping (halting training once performance stops improving) to prevent the network from overfitting.</w:t>
       </w:r>
     </w:p>
-    <w:bookmarkEnd w:id="28"/>
-    <w:bookmarkStart w:id="29" w:name="anomaly-detection-with-isolation-forest"/>
+    <w:bookmarkEnd w:id="111"/>
+    <w:bookmarkStart w:id="112" w:name="anomaly-detection-with-isolation-forest"/>
     <w:p>
       <w:pPr>
         <w:pStyle w:val="Heading3"/>
@@ -3591,8 +3750,8 @@
         <w:t xml:space="preserve">attacks.</w:t>
       </w:r>
     </w:p>
-    <w:bookmarkEnd w:id="29"/>
-    <w:bookmarkStart w:id="30" w:name="ensemble-learning"/>
+    <w:bookmarkEnd w:id="112"/>
+    <w:bookmarkStart w:id="113" w:name="ensemble-learning"/>
     <w:p>
       <w:pPr>
         <w:pStyle w:val="Heading3"/>
@@ -3632,8 +3791,8 @@
         <w:t xml:space="preserve">: if the supervised models judge a flow to be benign but the Isolation Forest reports a strong anomaly, the ensemble overrides the benign verdict and treats the flow as suspicious. Importantly, the ensemble can explain its decision by reporting each model’s contribution, preserving the transparency that is central to the project.</w:t>
       </w:r>
     </w:p>
-    <w:bookmarkEnd w:id="30"/>
-    <w:bookmarkStart w:id="31" w:name="data-preprocessing-and-evaluation"/>
+    <w:bookmarkEnd w:id="113"/>
+    <w:bookmarkStart w:id="114" w:name="data-preprocessing-and-evaluation"/>
     <w:p>
       <w:pPr>
         <w:pStyle w:val="Heading3"/>
@@ -3730,8 +3889,8 @@
         <w:t xml:space="preserve">that shows exactly which classes were confused with which. In keeping with the project’s transparency goal, these evaluation measures are also implemented from scratch rather than taken from an external library.</w:t>
       </w:r>
     </w:p>
-    <w:bookmarkEnd w:id="31"/>
-    <w:bookmarkStart w:id="32" w:name="supporting-system-concepts"/>
+    <w:bookmarkEnd w:id="114"/>
+    <w:bookmarkStart w:id="115" w:name="supporting-system-concepts"/>
     <w:p>
       <w:pPr>
         <w:pStyle w:val="Heading3"/>
@@ -3809,28 +3968,12 @@
         <w:t xml:space="preserve"> </w:t>
       </w:r>
       <w:r>
-        <w:t xml:space="preserve">packages the application together with everything it needs to run, so it behaves identically across different machines, and</w:t>
-      </w:r>
-      <w:r>
-        <w:t xml:space="preserve"> </w:t>
-      </w:r>
-      <w:r>
-        <w:rPr>
-          <w:b/>
-          <w:bCs/>
-        </w:rPr>
-        <w:t xml:space="preserve">orchestration</w:t>
-      </w:r>
-      <w:r>
-        <w:t xml:space="preserve"> </w:t>
-      </w:r>
-      <w:r>
-        <w:t xml:space="preserve">manages running and scaling those containers. These concepts allow the intrusion-detection logic to be operated reliably in a realistic production setting.</w:t>
-      </w:r>
-    </w:p>
-    <w:bookmarkEnd w:id="32"/>
-    <w:bookmarkEnd w:id="33"/>
-    <w:bookmarkStart w:id="34" w:name="literature-review"/>
+        <w:t xml:space="preserve">packages the application together with everything it needs to run, so it behaves identically across different machines. These concepts allow the intrusion-detection logic to be operated reliably in a realistic production setting.</w:t>
+      </w:r>
+    </w:p>
+    <w:bookmarkEnd w:id="115"/>
+    <w:bookmarkEnd w:id="116"/>
+    <w:bookmarkStart w:id="117" w:name="literature-review"/>
     <w:p>
       <w:pPr>
         <w:pStyle w:val="Heading2"/>
@@ -3916,9 +4059,9 @@
         <w:br w:type="page"/>
       </w:r>
     </w:p>
-    <w:bookmarkEnd w:id="34"/>
-    <w:bookmarkEnd w:id="35"/>
-    <w:bookmarkStart w:id="76" w:name="chapter-3-system-analysis-and-design"/>
+    <w:bookmarkEnd w:id="117"/>
+    <w:bookmarkEnd w:id="118"/>
+    <w:bookmarkStart w:id="160" w:name="chapter-3-system-analysis-and-design"/>
     <w:p>
       <w:pPr>
         <w:pStyle w:val="Heading1"/>
@@ -3927,7 +4070,7 @@
         <w:t xml:space="preserve">Chapter 3: System Analysis and Design</w:t>
       </w:r>
     </w:p>
-    <w:bookmarkStart w:id="61" w:name="system-analysis"/>
+    <w:bookmarkStart w:id="145" w:name="system-analysis"/>
     <w:p>
       <w:pPr>
         <w:pStyle w:val="Heading2"/>
@@ -3944,7 +4087,7 @@
         <w:t xml:space="preserve">System analysis identifies what the system must do and how its parts relate to one another. This section presents the requirement analysis, the feasibility analysis, and the object, dynamic, and process models of NIDS.</w:t>
       </w:r>
     </w:p>
-    <w:bookmarkStart w:id="41" w:name="requirement-analysis"/>
+    <w:bookmarkStart w:id="125" w:name="requirement-analysis"/>
     <w:p>
       <w:pPr>
         <w:pStyle w:val="Heading3"/>
@@ -3953,7 +4096,7 @@
         <w:t xml:space="preserve">3.1.1 Requirement Analysis</w:t>
       </w:r>
     </w:p>
-    <w:bookmarkStart w:id="39" w:name="i.-functional-requirements"/>
+    <w:bookmarkStart w:id="122" w:name="i.-functional-requirements"/>
     <w:p>
       <w:pPr>
         <w:pStyle w:val="Heading4"/>
@@ -3967,7 +4110,23 @@
         <w:pStyle w:val="FirstParagraph"/>
       </w:pPr>
       <w:r>
-        <w:t xml:space="preserve">The functional requirements describe the services the system provides. NIDS has two main groups of users: the</w:t>
+        <w:t xml:space="preserve">The functional requirements describe the services the system provides. NIDS has three actor roles: the</w:t>
+      </w:r>
+      <w:r>
+        <w:t xml:space="preserve"> </w:t>
+      </w:r>
+      <w:r>
+        <w:rPr>
+          <w:b/>
+          <w:bCs/>
+        </w:rPr>
+        <w:t xml:space="preserve">Administrator</w:t>
+      </w:r>
+      <w:r>
+        <w:t xml:space="preserve"> </w:t>
+      </w:r>
+      <w:r>
+        <w:t xml:space="preserve">(who configures the system, trains models, and manages user accounts), the</w:t>
       </w:r>
       <w:r>
         <w:t xml:space="preserve"> </w:t>
@@ -3983,7 +4142,7 @@
         <w:t xml:space="preserve"> </w:t>
       </w:r>
       <w:r>
-        <w:t xml:space="preserve">(a human analyst who monitors threats through the dashboard and manages alerts and blocks) and the</w:t>
+        <w:t xml:space="preserve">(a human analyst who monitors threats through the dashboard and manages alerts and blocks), and the</w:t>
       </w:r>
       <w:r>
         <w:t xml:space="preserve"> </w:t>
@@ -3999,23 +4158,7 @@
         <w:t xml:space="preserve"> </w:t>
       </w:r>
       <w:r>
-        <w:t xml:space="preserve">(an automated traffic source or another program that submits flows for classification through the API). An</w:t>
-      </w:r>
-      <w:r>
-        <w:t xml:space="preserve"> </w:t>
-      </w:r>
-      <w:r>
-        <w:rPr>
-          <w:b/>
-          <w:bCs/>
-        </w:rPr>
-        <w:t xml:space="preserve">Administrator</w:t>
-      </w:r>
-      <w:r>
-        <w:t xml:space="preserve"> </w:t>
-      </w:r>
-      <w:r>
-        <w:t xml:space="preserve">role configures and trains the system.</w:t>
+        <w:t xml:space="preserve">(an automated traffic source or another program that submits flows for classification through the API).</w:t>
       </w:r>
     </w:p>
     <w:p>
@@ -4148,6 +4291,54 @@
     </w:p>
     <w:p>
       <w:pPr>
+        <w:pStyle w:val="Compact"/>
+        <w:numPr>
+          <w:ilvl w:val="0"/>
+          <w:numId w:val="1008"/>
+        </w:numPr>
+      </w:pPr>
+      <w:r>
+        <w:t xml:space="preserve">Authenticate users via username and password, issuing a JWT token for subsequent requests.</w:t>
+      </w:r>
+    </w:p>
+    <w:p>
+      <w:pPr>
+        <w:pStyle w:val="Compact"/>
+        <w:numPr>
+          <w:ilvl w:val="0"/>
+          <w:numId w:val="1008"/>
+        </w:numPr>
+      </w:pPr>
+      <w:r>
+        <w:t xml:space="preserve">Enforce role-based access control so that detection and enforcement actions require at least the Operator role, while user management and system configuration require the Administrator role.</w:t>
+      </w:r>
+    </w:p>
+    <w:p>
+      <w:pPr>
+        <w:pStyle w:val="Compact"/>
+        <w:numPr>
+          <w:ilvl w:val="0"/>
+          <w:numId w:val="1008"/>
+        </w:numPr>
+      </w:pPr>
+      <w:r>
+        <w:t xml:space="preserve">Allow any authenticated user to change their own password, and allow administrators to create, list, and delete user accounts.</w:t>
+      </w:r>
+    </w:p>
+    <w:p>
+      <w:pPr>
+        <w:pStyle w:val="Compact"/>
+        <w:numPr>
+          <w:ilvl w:val="0"/>
+          <w:numId w:val="1008"/>
+        </w:numPr>
+      </w:pPr>
+      <w:r>
+        <w:t xml:space="preserve">Support backward-compatible API-key authentication for external systems, granting the Operator role.</w:t>
+      </w:r>
+    </w:p>
+    <w:p>
+      <w:pPr>
         <w:pStyle w:val="FirstParagraph"/>
       </w:pPr>
       <w:r>
@@ -4161,20 +4352,20 @@
       <w:r>
         <w:drawing>
           <wp:inline>
-            <wp:extent cx="5334000" cy="3911600"/>
+            <wp:extent cx="5486400" cy="4809731"/>
             <wp:effectExtent b="0" l="0" r="0" t="0"/>
-            <wp:docPr descr="" title="" id="37" name="Picture"/>
+            <wp:docPr descr="" title="" id="120" name="Picture"/>
             <a:graphic>
               <a:graphicData uri="http://schemas.openxmlformats.org/drawingml/2006/picture">
                 <pic:pic>
                   <pic:nvPicPr>
-                    <pic:cNvPr descr="/Users/portpro/Documents/netsentry%203/docs/figures/usecase.png" id="38" name="Picture"/>
+                    <pic:cNvPr descr="/Users/portpro/Documents/netsentry%203/docs/figures/usecase.png" id="121" name="Picture"/>
                     <pic:cNvPicPr>
                       <a:picLocks noChangeArrowheads="1" noChangeAspect="1"/>
                     </pic:cNvPicPr>
                   </pic:nvPicPr>
                   <pic:blipFill>
-                    <a:blip r:embed="rId36"/>
+                    <a:blip r:embed="rId119"/>
                     <a:stretch>
                       <a:fillRect/>
                     </a:stretch>
@@ -4182,7 +4373,7 @@
                   <pic:spPr bwMode="auto">
                     <a:xfrm>
                       <a:off x="0" y="0"/>
-                      <a:ext cx="5334000" cy="3911600"/>
+                      <a:ext cx="5486400" cy="4809731"/>
                     </a:xfrm>
                     <a:prstGeom prst="rect">
                       <a:avLst/>
@@ -4237,14 +4428,6 @@
       <w:tblPr>
         <w:tblStyle w:val="Table"/>
         <w:tblW w:type="pct" w:w="5000"/>
-        <w:tblBorders>
-          <w:top w:val="single" w:sz="4" w:space="0" w:color="000000"/>
-          <w:left w:val="single" w:sz="4" w:space="0" w:color="000000"/>
-          <w:bottom w:val="single" w:sz="4" w:space="0" w:color="000000"/>
-          <w:right w:val="single" w:sz="4" w:space="0" w:color="000000"/>
-          <w:insideH w:val="single" w:sz="4" w:space="0" w:color="000000"/>
-          <w:insideV w:val="single" w:sz="4" w:space="0" w:color="000000"/>
-        </w:tblBorders>
         <w:tblLayout w:type="fixed"/>
         <w:tblLook w:firstRow="1" w:lastRow="0" w:firstColumn="0" w:lastColumn="0" w:noHBand="0" w:noVBand="0" w:val="0020"/>
       </w:tblPr>
@@ -4299,6 +4482,41 @@
               <w:pStyle w:val="Compact"/>
             </w:pPr>
             <w:r>
+              <w:t xml:space="preserve">Login / Authenticate</w:t>
+            </w:r>
+          </w:p>
+        </w:tc>
+        <w:tc>
+          <w:tcPr/>
+          <w:p>
+            <w:pPr>
+              <w:pStyle w:val="Compact"/>
+            </w:pPr>
+            <w:r>
+              <w:t xml:space="preserve">All actors</w:t>
+            </w:r>
+          </w:p>
+        </w:tc>
+        <w:tc>
+          <w:tcPr/>
+          <w:p>
+            <w:pPr>
+              <w:pStyle w:val="Compact"/>
+            </w:pPr>
+            <w:r>
+              <w:t xml:space="preserve">The user submits credentials; the system verifies them and returns a signed JWT token for subsequent requests. External systems may alternatively authenticate via an API key.</w:t>
+            </w:r>
+          </w:p>
+        </w:tc>
+      </w:tr>
+      <w:tr>
+        <w:tc>
+          <w:tcPr/>
+          <w:p>
+            <w:pPr>
+              <w:pStyle w:val="Compact"/>
+            </w:pPr>
+            <w:r>
               <w:t xml:space="preserve">Classify Single Flow</w:t>
             </w:r>
           </w:p>
@@ -4321,7 +4539,7 @@
               <w:pStyle w:val="Compact"/>
             </w:pPr>
             <w:r>
-              <w:t xml:space="preserve">The system receives one flow, preprocesses it, runs the ensemble, and returns a classification with confidence and anomaly information.</w:t>
+              <w:t xml:space="preserve">The system receives one flow, preprocesses it, runs the ensemble, and returns a classification with confidence and anomaly information. Requires Operator or Admin role.</w:t>
             </w:r>
           </w:p>
         </w:tc>
@@ -4356,7 +4574,7 @@
               <w:pStyle w:val="Compact"/>
             </w:pPr>
             <w:r>
-              <w:t xml:space="preserve">The system receives many flows at once and classifies them in a single request, returning one result per flow and a count of alerts generated.</w:t>
+              <w:t xml:space="preserve">The system receives many flows at once and classifies them in a single request, returning one result per flow and a count of alerts generated. Requires Operator or Admin role.</w:t>
             </w:r>
           </w:p>
         </w:tc>
@@ -4391,7 +4609,7 @@
               <w:pStyle w:val="Compact"/>
             </w:pPr>
             <w:r>
-              <w:t xml:space="preserve">The operator retrieves recent alerts, optionally filtered by severity level, to review detected threats.</w:t>
+              <w:t xml:space="preserve">The operator retrieves recent alerts, optionally filtered by severity level, to review detected threats. Requires any authenticated role.</w:t>
             </w:r>
           </w:p>
         </w:tc>
@@ -4426,7 +4644,7 @@
               <w:pStyle w:val="Compact"/>
             </w:pPr>
             <w:r>
-              <w:t xml:space="preserve">The operator clears the in-memory alert history (requires authentication).</w:t>
+              <w:t xml:space="preserve">The operator clears the in-memory alert history. Requires Operator or Admin role.</w:t>
             </w:r>
           </w:p>
         </w:tc>
@@ -4461,7 +4679,7 @@
               <w:pStyle w:val="Compact"/>
             </w:pPr>
             <w:r>
-              <w:t xml:space="preserve">The operator lists the addresses currently blocked by the enforcement layer, with the reason and expiry time.</w:t>
+              <w:t xml:space="preserve">The operator lists the addresses currently blocked by the enforcement layer, with the reason and expiry time. Requires any authenticated role.</w:t>
             </w:r>
           </w:p>
         </w:tc>
@@ -4496,7 +4714,7 @@
               <w:pStyle w:val="Compact"/>
             </w:pPr>
             <w:r>
-              <w:t xml:space="preserve">The operator removes a specific block or clears all active blocks (requires authentication).</w:t>
+              <w:t xml:space="preserve">The operator removes a specific block or clears all active blocks. Requires Operator or Admin role.</w:t>
             </w:r>
           </w:p>
         </w:tc>
@@ -4531,7 +4749,42 @@
               <w:pStyle w:val="Compact"/>
             </w:pPr>
             <w:r>
-              <w:t xml:space="preserve">The operator views live statistics, alert summaries, and performance metrics.</w:t>
+              <w:t xml:space="preserve">The operator views live statistics, alert summaries, and performance metrics through the web dashboard.</w:t>
+            </w:r>
+          </w:p>
+        </w:tc>
+      </w:tr>
+      <w:tr>
+        <w:tc>
+          <w:tcPr/>
+          <w:p>
+            <w:pPr>
+              <w:pStyle w:val="Compact"/>
+            </w:pPr>
+            <w:r>
+              <w:t xml:space="preserve">Change Own Password</w:t>
+            </w:r>
+          </w:p>
+        </w:tc>
+        <w:tc>
+          <w:tcPr/>
+          <w:p>
+            <w:pPr>
+              <w:pStyle w:val="Compact"/>
+            </w:pPr>
+            <w:r>
+              <w:t xml:space="preserve">Security Operator, Administrator</w:t>
+            </w:r>
+          </w:p>
+        </w:tc>
+        <w:tc>
+          <w:tcPr/>
+          <w:p>
+            <w:pPr>
+              <w:pStyle w:val="Compact"/>
+            </w:pPr>
+            <w:r>
+              <w:t xml:space="preserve">Any authenticated user changes their own password by providing the current and new passwords.</w:t>
             </w:r>
           </w:p>
         </w:tc>
@@ -4606,9 +4859,44 @@
           </w:p>
         </w:tc>
       </w:tr>
+      <w:tr>
+        <w:tc>
+          <w:tcPr/>
+          <w:p>
+            <w:pPr>
+              <w:pStyle w:val="Compact"/>
+            </w:pPr>
+            <w:r>
+              <w:t xml:space="preserve">Manage Users</w:t>
+            </w:r>
+          </w:p>
+        </w:tc>
+        <w:tc>
+          <w:tcPr/>
+          <w:p>
+            <w:pPr>
+              <w:pStyle w:val="Compact"/>
+            </w:pPr>
+            <w:r>
+              <w:t xml:space="preserve">Administrator</w:t>
+            </w:r>
+          </w:p>
+        </w:tc>
+        <w:tc>
+          <w:tcPr/>
+          <w:p>
+            <w:pPr>
+              <w:pStyle w:val="Compact"/>
+            </w:pPr>
+            <w:r>
+              <w:t xml:space="preserve">The administrator creates, lists, and deletes user accounts and assigns roles. Requires the Admin role.</w:t>
+            </w:r>
+          </w:p>
+        </w:tc>
+      </w:tr>
     </w:tbl>
-    <w:bookmarkEnd w:id="39"/>
-    <w:bookmarkStart w:id="40" w:name="ii.-non-functional-requirements"/>
+    <w:bookmarkEnd w:id="122"/>
+    <w:bookmarkStart w:id="123" w:name="ii.-non-functional-requirements"/>
     <w:p>
       <w:pPr>
         <w:pStyle w:val="Heading4"/>
@@ -4641,14 +4929,6 @@
       <w:tblPr>
         <w:tblStyle w:val="Table"/>
         <w:tblW w:type="pct" w:w="5000"/>
-        <w:tblBorders>
-          <w:top w:val="single" w:sz="4" w:space="0" w:color="000000"/>
-          <w:left w:val="single" w:sz="4" w:space="0" w:color="000000"/>
-          <w:bottom w:val="single" w:sz="4" w:space="0" w:color="000000"/>
-          <w:right w:val="single" w:sz="4" w:space="0" w:color="000000"/>
-          <w:insideH w:val="single" w:sz="4" w:space="0" w:color="000000"/>
-          <w:insideV w:val="single" w:sz="4" w:space="0" w:color="000000"/>
-        </w:tblBorders>
         <w:tblLayout w:type="fixed"/>
         <w:tblLook w:firstRow="1" w:lastRow="0" w:firstColumn="0" w:lastColumn="0" w:noHBand="0" w:noVBand="0" w:val="0020"/>
       </w:tblPr>
@@ -4798,7 +5078,7 @@
               <w:pStyle w:val="Compact"/>
             </w:pPr>
             <w:r>
-              <w:t xml:space="preserve">The API must support key-based authentication, rate limiting, input validation, and a trusted-network allowlist that is never blocked.</w:t>
+              <w:t xml:space="preserve">The API must support JWT-based authentication with role-based access control, backward-compatible API-key authentication, rate limiting, input validation, secure password storage (PBKDF2-SHA256), and a trusted-network allowlist that is never blocked.</w:t>
             </w:r>
           </w:p>
         </w:tc>
@@ -4876,9 +5156,406 @@
         </w:tc>
       </w:tr>
     </w:tbl>
-    <w:bookmarkEnd w:id="40"/>
-    <w:bookmarkEnd w:id="41"/>
-    <w:bookmarkStart w:id="42" w:name="feasibility-analysis"/>
+    <w:bookmarkEnd w:id="123"/>
+    <w:bookmarkStart w:id="124" w:name="iii.-role-based-access-control"/>
+    <w:p>
+      <w:pPr>
+        <w:pStyle w:val="Heading4"/>
+      </w:pPr>
+      <w:r>
+        <w:t xml:space="preserve">iii. Role-Based Access Control</w:t>
+      </w:r>
+    </w:p>
+    <w:p>
+      <w:pPr>
+        <w:pStyle w:val="FirstParagraph"/>
+      </w:pPr>
+      <w:r>
+        <w:t xml:space="preserve">The system enforces three user roles with progressively broader permissions, summarized in Table 3.3. This ensures that read-only monitoring is available to all authenticated users, operational actions such as classification and enforcement management require at least the Operator role, and administrative tasks like user management and system configuration are restricted to administrators.</w:t>
+      </w:r>
+    </w:p>
+    <w:p>
+      <w:pPr>
+        <w:pStyle w:val="BodyText"/>
+      </w:pPr>
+      <w:r>
+        <w:rPr>
+          <w:b/>
+          <w:bCs/>
+        </w:rPr>
+        <w:t xml:space="preserve">Table 3.3: Role-Based Access Control Matrix</w:t>
+      </w:r>
+    </w:p>
+    <w:tbl>
+      <w:tblPr>
+        <w:tblStyle w:val="Table"/>
+        <w:tblW w:type="auto" w:w="0"/>
+        <w:tblLook w:firstRow="1" w:lastRow="0" w:firstColumn="0" w:lastColumn="0" w:noHBand="0" w:noVBand="0" w:val="0020"/>
+      </w:tblPr>
+      <w:tblGrid>
+        <w:gridCol w:w="1980"/>
+        <w:gridCol w:w="1980"/>
+        <w:gridCol w:w="1980"/>
+        <w:gridCol w:w="1980"/>
+      </w:tblGrid>
+      <w:tr>
+        <w:trPr>
+          <w:tblHeader w:val="on"/>
+        </w:trPr>
+        <w:tc>
+          <w:tcPr/>
+          <w:p>
+            <w:pPr>
+              <w:pStyle w:val="Compact"/>
+            </w:pPr>
+            <w:r>
+              <w:t xml:space="preserve">Capability</w:t>
+            </w:r>
+          </w:p>
+        </w:tc>
+        <w:tc>
+          <w:tcPr/>
+          <w:p>
+            <w:pPr>
+              <w:pStyle w:val="Compact"/>
+              <w:jc w:val="center"/>
+            </w:pPr>
+            <w:r>
+              <w:t xml:space="preserve">Viewer</w:t>
+            </w:r>
+          </w:p>
+        </w:tc>
+        <w:tc>
+          <w:tcPr/>
+          <w:p>
+            <w:pPr>
+              <w:pStyle w:val="Compact"/>
+              <w:jc w:val="center"/>
+            </w:pPr>
+            <w:r>
+              <w:t xml:space="preserve">Operator</w:t>
+            </w:r>
+          </w:p>
+        </w:tc>
+        <w:tc>
+          <w:tcPr/>
+          <w:p>
+            <w:pPr>
+              <w:pStyle w:val="Compact"/>
+              <w:jc w:val="center"/>
+            </w:pPr>
+            <w:r>
+              <w:t xml:space="preserve">Admin</w:t>
+            </w:r>
+          </w:p>
+        </w:tc>
+      </w:tr>
+      <w:tr>
+        <w:tc>
+          <w:tcPr/>
+          <w:p>
+            <w:pPr>
+              <w:pStyle w:val="Compact"/>
+            </w:pPr>
+            <w:r>
+              <w:t xml:space="preserve">View dashboard, alerts, blocked IPs, stats</w:t>
+            </w:r>
+          </w:p>
+        </w:tc>
+        <w:tc>
+          <w:tcPr/>
+          <w:p>
+            <w:pPr>
+              <w:pStyle w:val="Compact"/>
+              <w:jc w:val="center"/>
+            </w:pPr>
+            <w:r>
+              <w:t xml:space="preserve">Yes</w:t>
+            </w:r>
+          </w:p>
+        </w:tc>
+        <w:tc>
+          <w:tcPr/>
+          <w:p>
+            <w:pPr>
+              <w:pStyle w:val="Compact"/>
+              <w:jc w:val="center"/>
+            </w:pPr>
+            <w:r>
+              <w:t xml:space="preserve">Yes</w:t>
+            </w:r>
+          </w:p>
+        </w:tc>
+        <w:tc>
+          <w:tcPr/>
+          <w:p>
+            <w:pPr>
+              <w:pStyle w:val="Compact"/>
+              <w:jc w:val="center"/>
+            </w:pPr>
+            <w:r>
+              <w:t xml:space="preserve">Yes</w:t>
+            </w:r>
+          </w:p>
+        </w:tc>
+      </w:tr>
+      <w:tr>
+        <w:tc>
+          <w:tcPr/>
+          <w:p>
+            <w:pPr>
+              <w:pStyle w:val="Compact"/>
+            </w:pPr>
+            <w:r>
+              <w:t xml:space="preserve">Change own password</w:t>
+            </w:r>
+          </w:p>
+        </w:tc>
+        <w:tc>
+          <w:tcPr/>
+          <w:p>
+            <w:pPr>
+              <w:pStyle w:val="Compact"/>
+              <w:jc w:val="center"/>
+            </w:pPr>
+            <w:r>
+              <w:t xml:space="preserve">Yes</w:t>
+            </w:r>
+          </w:p>
+        </w:tc>
+        <w:tc>
+          <w:tcPr/>
+          <w:p>
+            <w:pPr>
+              <w:pStyle w:val="Compact"/>
+              <w:jc w:val="center"/>
+            </w:pPr>
+            <w:r>
+              <w:t xml:space="preserve">Yes</w:t>
+            </w:r>
+          </w:p>
+        </w:tc>
+        <w:tc>
+          <w:tcPr/>
+          <w:p>
+            <w:pPr>
+              <w:pStyle w:val="Compact"/>
+              <w:jc w:val="center"/>
+            </w:pPr>
+            <w:r>
+              <w:t xml:space="preserve">Yes</w:t>
+            </w:r>
+          </w:p>
+        </w:tc>
+      </w:tr>
+      <w:tr>
+        <w:tc>
+          <w:tcPr/>
+          <w:p>
+            <w:pPr>
+              <w:pStyle w:val="Compact"/>
+            </w:pPr>
+            <w:r>
+              <w:t xml:space="preserve">Submit flows for classification</w:t>
+            </w:r>
+          </w:p>
+        </w:tc>
+        <w:tc>
+          <w:tcPr/>
+          <w:p>
+            <w:pPr>
+              <w:pStyle w:val="Compact"/>
+              <w:jc w:val="center"/>
+            </w:pPr>
+            <w:r>
+              <w:t xml:space="preserve">No</w:t>
+            </w:r>
+          </w:p>
+        </w:tc>
+        <w:tc>
+          <w:tcPr/>
+          <w:p>
+            <w:pPr>
+              <w:pStyle w:val="Compact"/>
+              <w:jc w:val="center"/>
+            </w:pPr>
+            <w:r>
+              <w:t xml:space="preserve">Yes</w:t>
+            </w:r>
+          </w:p>
+        </w:tc>
+        <w:tc>
+          <w:tcPr/>
+          <w:p>
+            <w:pPr>
+              <w:pStyle w:val="Compact"/>
+              <w:jc w:val="center"/>
+            </w:pPr>
+            <w:r>
+              <w:t xml:space="preserve">Yes</w:t>
+            </w:r>
+          </w:p>
+        </w:tc>
+      </w:tr>
+      <w:tr>
+        <w:tc>
+          <w:tcPr/>
+          <w:p>
+            <w:pPr>
+              <w:pStyle w:val="Compact"/>
+            </w:pPr>
+            <w:r>
+              <w:t xml:space="preserve">Clear alerts, unblock IPs, manage enforcement</w:t>
+            </w:r>
+          </w:p>
+        </w:tc>
+        <w:tc>
+          <w:tcPr/>
+          <w:p>
+            <w:pPr>
+              <w:pStyle w:val="Compact"/>
+              <w:jc w:val="center"/>
+            </w:pPr>
+            <w:r>
+              <w:t xml:space="preserve">No</w:t>
+            </w:r>
+          </w:p>
+        </w:tc>
+        <w:tc>
+          <w:tcPr/>
+          <w:p>
+            <w:pPr>
+              <w:pStyle w:val="Compact"/>
+              <w:jc w:val="center"/>
+            </w:pPr>
+            <w:r>
+              <w:t xml:space="preserve">Yes</w:t>
+            </w:r>
+          </w:p>
+        </w:tc>
+        <w:tc>
+          <w:tcPr/>
+          <w:p>
+            <w:pPr>
+              <w:pStyle w:val="Compact"/>
+              <w:jc w:val="center"/>
+            </w:pPr>
+            <w:r>
+              <w:t xml:space="preserve">Yes</w:t>
+            </w:r>
+          </w:p>
+        </w:tc>
+      </w:tr>
+      <w:tr>
+        <w:tc>
+          <w:tcPr/>
+          <w:p>
+            <w:pPr>
+              <w:pStyle w:val="Compact"/>
+            </w:pPr>
+            <w:r>
+              <w:t xml:space="preserve">Create, list, and delete user accounts</w:t>
+            </w:r>
+          </w:p>
+        </w:tc>
+        <w:tc>
+          <w:tcPr/>
+          <w:p>
+            <w:pPr>
+              <w:pStyle w:val="Compact"/>
+              <w:jc w:val="center"/>
+            </w:pPr>
+            <w:r>
+              <w:t xml:space="preserve">No</w:t>
+            </w:r>
+          </w:p>
+        </w:tc>
+        <w:tc>
+          <w:tcPr/>
+          <w:p>
+            <w:pPr>
+              <w:pStyle w:val="Compact"/>
+              <w:jc w:val="center"/>
+            </w:pPr>
+            <w:r>
+              <w:t xml:space="preserve">No</w:t>
+            </w:r>
+          </w:p>
+        </w:tc>
+        <w:tc>
+          <w:tcPr/>
+          <w:p>
+            <w:pPr>
+              <w:pStyle w:val="Compact"/>
+              <w:jc w:val="center"/>
+            </w:pPr>
+            <w:r>
+              <w:t xml:space="preserve">Yes</w:t>
+            </w:r>
+          </w:p>
+        </w:tc>
+      </w:tr>
+      <w:tr>
+        <w:tc>
+          <w:tcPr/>
+          <w:p>
+            <w:pPr>
+              <w:pStyle w:val="Compact"/>
+            </w:pPr>
+            <w:r>
+              <w:t xml:space="preserve">Start / stop live packet capture</w:t>
+            </w:r>
+          </w:p>
+        </w:tc>
+        <w:tc>
+          <w:tcPr/>
+          <w:p>
+            <w:pPr>
+              <w:pStyle w:val="Compact"/>
+              <w:jc w:val="center"/>
+            </w:pPr>
+            <w:r>
+              <w:t xml:space="preserve">No</w:t>
+            </w:r>
+          </w:p>
+        </w:tc>
+        <w:tc>
+          <w:tcPr/>
+          <w:p>
+            <w:pPr>
+              <w:pStyle w:val="Compact"/>
+              <w:jc w:val="center"/>
+            </w:pPr>
+            <w:r>
+              <w:t xml:space="preserve">Yes</w:t>
+            </w:r>
+          </w:p>
+        </w:tc>
+        <w:tc>
+          <w:tcPr/>
+          <w:p>
+            <w:pPr>
+              <w:pStyle w:val="Compact"/>
+              <w:jc w:val="center"/>
+            </w:pPr>
+            <w:r>
+              <w:t xml:space="preserve">Yes</w:t>
+            </w:r>
+          </w:p>
+        </w:tc>
+      </w:tr>
+    </w:tbl>
+    <w:p>
+      <w:pPr>
+        <w:pStyle w:val="BodyText"/>
+      </w:pPr>
+      <w:r>
+        <w:t xml:space="preserve">External systems authenticating via an API key are granted the Operator role, which allows them to submit flows for classification and trigger enforcement but not to manage user accounts.</w:t>
+      </w:r>
+    </w:p>
+    <w:bookmarkEnd w:id="124"/>
+    <w:bookmarkEnd w:id="125"/>
+    <w:bookmarkStart w:id="126" w:name="feasibility-analysis"/>
     <w:p>
       <w:pPr>
         <w:pStyle w:val="Heading3"/>
@@ -4959,8 +5636,8 @@
         <w:t xml:space="preserve">The project was schedule-feasible. The modular, incremental development approach allowed each component to be built and tested in a defined period, so the work fit within the semester timeline. The use of automated testing reduced the time spent on debugging integration problems.</w:t>
       </w:r>
     </w:p>
-    <w:bookmarkEnd w:id="42"/>
-    <w:bookmarkStart w:id="49" w:name="X084b273b4a9b7d6d346fb301d782df34695e8fa"/>
+    <w:bookmarkEnd w:id="126"/>
+    <w:bookmarkStart w:id="133" w:name="X084b273b4a9b7d6d346fb301d782df34695e8fa"/>
     <w:p>
       <w:pPr>
         <w:pStyle w:val="Heading3"/>
@@ -4984,20 +5661,20 @@
       <w:r>
         <w:drawing>
           <wp:inline>
-            <wp:extent cx="5334000" cy="4687454"/>
+            <wp:extent cx="5486400" cy="4821381"/>
             <wp:effectExtent b="0" l="0" r="0" t="0"/>
-            <wp:docPr descr="" title="" id="44" name="Picture"/>
+            <wp:docPr descr="" title="" id="128" name="Picture"/>
             <a:graphic>
               <a:graphicData uri="http://schemas.openxmlformats.org/drawingml/2006/picture">
                 <pic:pic>
                   <pic:nvPicPr>
-                    <pic:cNvPr descr="/Users/portpro/Documents/netsentry%203/docs/figures/class.png" id="45" name="Picture"/>
+                    <pic:cNvPr descr="/Users/portpro/Documents/netsentry%203/docs/figures/class.png" id="129" name="Picture"/>
                     <pic:cNvPicPr>
                       <a:picLocks noChangeArrowheads="1" noChangeAspect="1"/>
                     </pic:cNvPicPr>
                   </pic:nvPicPr>
                   <pic:blipFill>
-                    <a:blip r:embed="rId43"/>
+                    <a:blip r:embed="rId127"/>
                     <a:stretch>
                       <a:fillRect/>
                     </a:stretch>
@@ -5005,7 +5682,7 @@
                   <pic:spPr bwMode="auto">
                     <a:xfrm>
                       <a:off x="0" y="0"/>
-                      <a:ext cx="5334000" cy="4687454"/>
+                      <a:ext cx="5486400" cy="4821381"/>
                     </a:xfrm>
                     <a:prstGeom prst="rect">
                       <a:avLst/>
@@ -5200,20 +5877,20 @@
       <w:r>
         <w:drawing>
           <wp:inline>
-            <wp:extent cx="5334000" cy="3378200"/>
+            <wp:extent cx="5499100" cy="3482763"/>
             <wp:effectExtent b="0" l="0" r="0" t="0"/>
-            <wp:docPr descr="" title="" id="47" name="Picture"/>
+            <wp:docPr descr="" title="" id="131" name="Picture"/>
             <a:graphic>
               <a:graphicData uri="http://schemas.openxmlformats.org/drawingml/2006/picture">
                 <pic:pic>
                   <pic:nvPicPr>
-                    <pic:cNvPr descr="/Users/portpro/Documents/netsentry%203/docs/figures/object.png" id="48" name="Picture"/>
+                    <pic:cNvPr descr="/Users/portpro/Documents/netsentry%203/docs/figures/object.png" id="132" name="Picture"/>
                     <pic:cNvPicPr>
                       <a:picLocks noChangeArrowheads="1" noChangeAspect="1"/>
                     </pic:cNvPicPr>
                   </pic:nvPicPr>
                   <pic:blipFill>
-                    <a:blip r:embed="rId46"/>
+                    <a:blip r:embed="rId130"/>
                     <a:stretch>
                       <a:fillRect/>
                     </a:stretch>
@@ -5221,7 +5898,7 @@
                   <pic:spPr bwMode="auto">
                     <a:xfrm>
                       <a:off x="0" y="0"/>
-                      <a:ext cx="5334000" cy="3378200"/>
+                      <a:ext cx="5499100" cy="3482763"/>
                     </a:xfrm>
                     <a:prstGeom prst="rect">
                       <a:avLst/>
@@ -5252,8 +5929,8 @@
         <w:t xml:space="preserve">Figure 3.3: Object Diagram of a Detection Scenario</w:t>
       </w:r>
     </w:p>
-    <w:bookmarkEnd w:id="49"/>
-    <w:bookmarkStart w:id="56" w:name="X82fb67b46a516fb0a61c0b50c15a170d7e807c9"/>
+    <w:bookmarkEnd w:id="133"/>
+    <w:bookmarkStart w:id="140" w:name="X82fb67b46a516fb0a61c0b50c15a170d7e807c9"/>
     <w:p>
       <w:pPr>
         <w:pStyle w:val="Heading3"/>
@@ -5287,20 +5964,20 @@
       <w:r>
         <w:drawing>
           <wp:inline>
-            <wp:extent cx="5334000" cy="2133600"/>
+            <wp:extent cx="5486400" cy="2194560"/>
             <wp:effectExtent b="0" l="0" r="0" t="0"/>
-            <wp:docPr descr="" title="" id="51" name="Picture"/>
+            <wp:docPr descr="" title="" id="135" name="Picture"/>
             <a:graphic>
               <a:graphicData uri="http://schemas.openxmlformats.org/drawingml/2006/picture">
                 <pic:pic>
                   <pic:nvPicPr>
-                    <pic:cNvPr descr="/Users/portpro/Documents/netsentry%203/docs/figures/state.png" id="52" name="Picture"/>
+                    <pic:cNvPr descr="/Users/portpro/Documents/netsentry%203/docs/figures/state.png" id="136" name="Picture"/>
                     <pic:cNvPicPr>
                       <a:picLocks noChangeArrowheads="1" noChangeAspect="1"/>
                     </pic:cNvPicPr>
                   </pic:nvPicPr>
                   <pic:blipFill>
-                    <a:blip r:embed="rId50"/>
+                    <a:blip r:embed="rId134"/>
                     <a:stretch>
                       <a:fillRect/>
                     </a:stretch>
@@ -5308,7 +5985,7 @@
                   <pic:spPr bwMode="auto">
                     <a:xfrm>
                       <a:off x="0" y="0"/>
-                      <a:ext cx="5334000" cy="2133600"/>
+                      <a:ext cx="5486400" cy="2194560"/>
                     </a:xfrm>
                     <a:prstGeom prst="rect">
                       <a:avLst/>
@@ -5364,20 +6041,20 @@
       <w:r>
         <w:drawing>
           <wp:inline>
-            <wp:extent cx="5334000" cy="3111500"/>
+            <wp:extent cx="5499100" cy="3207808"/>
             <wp:effectExtent b="0" l="0" r="0" t="0"/>
-            <wp:docPr descr="" title="" id="54" name="Picture"/>
+            <wp:docPr descr="" title="" id="138" name="Picture"/>
             <a:graphic>
               <a:graphicData uri="http://schemas.openxmlformats.org/drawingml/2006/picture">
                 <pic:pic>
                   <pic:nvPicPr>
-                    <pic:cNvPr descr="/Users/portpro/Documents/netsentry%203/docs/figures/sequence.png" id="55" name="Picture"/>
+                    <pic:cNvPr descr="/Users/portpro/Documents/netsentry%203/docs/figures/sequence.png" id="139" name="Picture"/>
                     <pic:cNvPicPr>
                       <a:picLocks noChangeArrowheads="1" noChangeAspect="1"/>
                     </pic:cNvPicPr>
                   </pic:nvPicPr>
                   <pic:blipFill>
-                    <a:blip r:embed="rId53"/>
+                    <a:blip r:embed="rId137"/>
                     <a:stretch>
                       <a:fillRect/>
                     </a:stretch>
@@ -5385,7 +6062,7 @@
                   <pic:spPr bwMode="auto">
                     <a:xfrm>
                       <a:off x="0" y="0"/>
-                      <a:ext cx="5334000" cy="3111500"/>
+                      <a:ext cx="5499100" cy="3207808"/>
                     </a:xfrm>
                     <a:prstGeom prst="rect">
                       <a:avLst/>
@@ -5416,8 +6093,8 @@
         <w:t xml:space="preserve">Figure 3.5: Sequence Diagram of a Prediction Request</w:t>
       </w:r>
     </w:p>
-    <w:bookmarkEnd w:id="56"/>
-    <w:bookmarkStart w:id="60" w:name="X81d9b8ad9c0cca5122a6d841d0b8e031ac37930"/>
+    <w:bookmarkEnd w:id="140"/>
+    <w:bookmarkStart w:id="144" w:name="X81d9b8ad9c0cca5122a6d841d0b8e031ac37930"/>
     <w:p>
       <w:pPr>
         <w:pStyle w:val="Heading3"/>
@@ -5443,18 +6120,18 @@
           <wp:inline>
             <wp:extent cx="3840480" cy="5539153"/>
             <wp:effectExtent b="0" l="0" r="0" t="0"/>
-            <wp:docPr descr="" title="" id="58" name="Picture"/>
+            <wp:docPr descr="" title="" id="142" name="Picture"/>
             <a:graphic>
               <a:graphicData uri="http://schemas.openxmlformats.org/drawingml/2006/picture">
                 <pic:pic>
                   <pic:nvPicPr>
-                    <pic:cNvPr descr="/Users/portpro/Documents/netsentry%203/docs/figures/activity.png" id="59" name="Picture"/>
+                    <pic:cNvPr descr="/Users/portpro/Documents/netsentry%203/docs/figures/activity.png" id="143" name="Picture"/>
                     <pic:cNvPicPr>
                       <a:picLocks noChangeArrowheads="1" noChangeAspect="1"/>
                     </pic:cNvPicPr>
                   </pic:nvPicPr>
                   <pic:blipFill>
-                    <a:blip r:embed="rId57"/>
+                    <a:blip r:embed="rId141"/>
                     <a:stretch>
                       <a:fillRect/>
                     </a:stretch>
@@ -5493,9 +6170,9 @@
         <w:t xml:space="preserve">Figure 3.6: Activity Diagram of Detection and Enforcement</w:t>
       </w:r>
     </w:p>
-    <w:bookmarkEnd w:id="60"/>
-    <w:bookmarkEnd w:id="61"/>
-    <w:bookmarkStart w:id="74" w:name="system-design"/>
+    <w:bookmarkEnd w:id="144"/>
+    <w:bookmarkEnd w:id="145"/>
+    <w:bookmarkStart w:id="158" w:name="system-design"/>
     <w:p>
       <w:pPr>
         <w:pStyle w:val="Heading2"/>
@@ -5521,18 +6198,18 @@
           <wp:inline>
             <wp:extent cx="5120640" cy="6162126"/>
             <wp:effectExtent b="0" l="0" r="0" t="0"/>
-            <wp:docPr descr="" title="" id="63" name="Picture"/>
+            <wp:docPr descr="" title="" id="147" name="Picture"/>
             <a:graphic>
               <a:graphicData uri="http://schemas.openxmlformats.org/drawingml/2006/picture">
                 <pic:pic>
                   <pic:nvPicPr>
-                    <pic:cNvPr descr="/Users/portpro/Documents/netsentry%203/docs/figures/arch.png" id="64" name="Picture"/>
+                    <pic:cNvPr descr="/Users/portpro/Documents/netsentry%203/docs/figures/arch.png" id="148" name="Picture"/>
                     <pic:cNvPicPr>
                       <a:picLocks noChangeArrowheads="1" noChangeAspect="1"/>
                     </pic:cNvPicPr>
                   </pic:nvPicPr>
                   <pic:blipFill>
-                    <a:blip r:embed="rId62"/>
+                    <a:blip r:embed="rId146"/>
                     <a:stretch>
                       <a:fillRect/>
                     </a:stretch>
@@ -5571,7 +6248,7 @@
         <w:t xml:space="preserve">Figure 3.7: Overall System Architecture of NIDS</w:t>
       </w:r>
     </w:p>
-    <w:bookmarkStart w:id="65" w:name="refinement-of-diagrams"/>
+    <w:bookmarkStart w:id="149" w:name="refinement-of-diagrams"/>
     <w:p>
       <w:pPr>
         <w:pStyle w:val="Heading3"/>
@@ -5633,8 +6310,8 @@
         <w:t xml:space="preserve">was refined to store the fitted scaling parameters and the selected feature indices so that the exact same transformation learned during training is reapplied at inference time. The sequence and activity models were refined to include the confidence gate, the allowlist check, the duplicate-block check, and the capacity limit, which together make automated enforcement safe.</w:t>
       </w:r>
     </w:p>
-    <w:bookmarkEnd w:id="65"/>
-    <w:bookmarkStart w:id="69" w:name="component-diagram"/>
+    <w:bookmarkEnd w:id="149"/>
+    <w:bookmarkStart w:id="153" w:name="component-diagram"/>
     <w:p>
       <w:pPr>
         <w:pStyle w:val="Heading3"/>
@@ -5658,20 +6335,20 @@
       <w:r>
         <w:drawing>
           <wp:inline>
-            <wp:extent cx="5334000" cy="3862551"/>
+            <wp:extent cx="5486400" cy="3972910"/>
             <wp:effectExtent b="0" l="0" r="0" t="0"/>
-            <wp:docPr descr="" title="" id="67" name="Picture"/>
+            <wp:docPr descr="" title="" id="151" name="Picture"/>
             <a:graphic>
               <a:graphicData uri="http://schemas.openxmlformats.org/drawingml/2006/picture">
                 <pic:pic>
                   <pic:nvPicPr>
-                    <pic:cNvPr descr="/Users/portpro/Documents/netsentry%203/docs/figures/component.png" id="68" name="Picture"/>
+                    <pic:cNvPr descr="/Users/portpro/Documents/netsentry%203/docs/figures/component.png" id="152" name="Picture"/>
                     <pic:cNvPicPr>
                       <a:picLocks noChangeArrowheads="1" noChangeAspect="1"/>
                     </pic:cNvPicPr>
                   </pic:nvPicPr>
                   <pic:blipFill>
-                    <a:blip r:embed="rId66"/>
+                    <a:blip r:embed="rId150"/>
                     <a:stretch>
                       <a:fillRect/>
                     </a:stretch>
@@ -5679,7 +6356,7 @@
                   <pic:spPr bwMode="auto">
                     <a:xfrm>
                       <a:off x="0" y="0"/>
-                      <a:ext cx="5334000" cy="3862551"/>
+                      <a:ext cx="5486400" cy="3972910"/>
                     </a:xfrm>
                     <a:prstGeom prst="rect">
                       <a:avLst/>
@@ -5718,8 +6395,8 @@
         <w:t xml:space="preserve">A strict dependency rule is enforced: inner components (utils, data, models) never depend on outer components (API, inference, training). This keeps the models independently usable and the system easy to test.</w:t>
       </w:r>
     </w:p>
-    <w:bookmarkEnd w:id="69"/>
-    <w:bookmarkStart w:id="73" w:name="deployment-diagram"/>
+    <w:bookmarkEnd w:id="153"/>
+    <w:bookmarkStart w:id="157" w:name="deployment-diagram"/>
     <w:p>
       <w:pPr>
         <w:pStyle w:val="Heading3"/>
@@ -5743,20 +6420,20 @@
       <w:r>
         <w:drawing>
           <wp:inline>
-            <wp:extent cx="5334000" cy="3556000"/>
+            <wp:extent cx="5499100" cy="3666066"/>
             <wp:effectExtent b="0" l="0" r="0" t="0"/>
-            <wp:docPr descr="" title="" id="71" name="Picture"/>
+            <wp:docPr descr="" title="" id="155" name="Picture"/>
             <a:graphic>
               <a:graphicData uri="http://schemas.openxmlformats.org/drawingml/2006/picture">
                 <pic:pic>
                   <pic:nvPicPr>
-                    <pic:cNvPr descr="/Users/portpro/Documents/netsentry%203/docs/figures/deployment.png" id="72" name="Picture"/>
+                    <pic:cNvPr descr="/Users/portpro/Documents/netsentry%203/docs/figures/deployment.png" id="156" name="Picture"/>
                     <pic:cNvPicPr>
                       <a:picLocks noChangeArrowheads="1" noChangeAspect="1"/>
                     </pic:cNvPicPr>
                   </pic:nvPicPr>
                   <pic:blipFill>
-                    <a:blip r:embed="rId70"/>
+                    <a:blip r:embed="rId154"/>
                     <a:stretch>
                       <a:fillRect/>
                     </a:stretch>
@@ -5764,7 +6441,7 @@
                   <pic:spPr bwMode="auto">
                     <a:xfrm>
                       <a:off x="0" y="0"/>
-                      <a:ext cx="5334000" cy="3556000"/>
+                      <a:ext cx="5499100" cy="3666066"/>
                     </a:xfrm>
                     <a:prstGeom prst="rect">
                       <a:avLst/>
@@ -5795,9 +6472,9 @@
         <w:t xml:space="preserve">Figure 3.9: Deployment Diagram of NIDS</w:t>
       </w:r>
     </w:p>
-    <w:bookmarkEnd w:id="73"/>
-    <w:bookmarkEnd w:id="74"/>
-    <w:bookmarkStart w:id="75" w:name="algorithm-details"/>
+    <w:bookmarkEnd w:id="157"/>
+    <w:bookmarkEnd w:id="158"/>
+    <w:bookmarkStart w:id="159" w:name="algorithm-details"/>
     <w:p>
       <w:pPr>
         <w:pStyle w:val="Heading2"/>
@@ -6190,9 +6867,9 @@
         <w:br w:type="page"/>
       </w:r>
     </w:p>
-    <w:bookmarkEnd w:id="75"/>
-    <w:bookmarkEnd w:id="76"/>
-    <w:bookmarkStart w:id="87" w:name="chapter-4-implementation-and-testing"/>
+    <w:bookmarkEnd w:id="159"/>
+    <w:bookmarkEnd w:id="160"/>
+    <w:bookmarkStart w:id="171" w:name="chapter-4-implementation-and-testing"/>
     <w:p>
       <w:pPr>
         <w:pStyle w:val="Heading1"/>
@@ -6201,7 +6878,7 @@
         <w:t xml:space="preserve">Chapter 4: Implementation and Testing</w:t>
       </w:r>
     </w:p>
-    <w:bookmarkStart w:id="79" w:name="implementation"/>
+    <w:bookmarkStart w:id="163" w:name="implementation"/>
     <w:p>
       <w:pPr>
         <w:pStyle w:val="Heading2"/>
@@ -6210,7 +6887,7 @@
         <w:t xml:space="preserve">4.1 Implementation</w:t>
       </w:r>
     </w:p>
-    <w:bookmarkStart w:id="77" w:name="tools-used"/>
+    <w:bookmarkStart w:id="161" w:name="tools-used"/>
     <w:p>
       <w:pPr>
         <w:pStyle w:val="Heading3"/>
@@ -6243,14 +6920,6 @@
       <w:tblPr>
         <w:tblStyle w:val="Table"/>
         <w:tblW w:type="pct" w:w="5000"/>
-        <w:tblBorders>
-          <w:top w:val="single" w:sz="4" w:space="0" w:color="000000"/>
-          <w:left w:val="single" w:sz="4" w:space="0" w:color="000000"/>
-          <w:bottom w:val="single" w:sz="4" w:space="0" w:color="000000"/>
-          <w:right w:val="single" w:sz="4" w:space="0" w:color="000000"/>
-          <w:insideH w:val="single" w:sz="4" w:space="0" w:color="000000"/>
-          <w:insideV w:val="single" w:sz="4" w:space="0" w:color="000000"/>
-        </w:tblBorders>
         <w:tblLayout w:type="fixed"/>
         <w:tblLook w:firstRow="1" w:lastRow="0" w:firstColumn="0" w:lastColumn="0" w:noHBand="0" w:noVBand="0" w:val="0020"/>
       </w:tblPr>
@@ -6585,76 +7254,6 @@
               <w:pStyle w:val="Compact"/>
             </w:pPr>
             <w:r>
-              <w:t xml:space="preserve">Orchestration</w:t>
-            </w:r>
-          </w:p>
-        </w:tc>
-        <w:tc>
-          <w:tcPr/>
-          <w:p>
-            <w:pPr>
-              <w:pStyle w:val="Compact"/>
-            </w:pPr>
-            <w:r>
-              <w:t xml:space="preserve">Kubernetes</w:t>
-            </w:r>
-          </w:p>
-        </w:tc>
-        <w:tc>
-          <w:tcPr/>
-          <w:p>
-            <w:pPr>
-              <w:pStyle w:val="Compact"/>
-            </w:pPr>
-            <w:r>
-              <w:t xml:space="preserve">Manifests for deployment, autoscaling, ingress, and training jobs.</w:t>
-            </w:r>
-          </w:p>
-        </w:tc>
-      </w:tr>
-      <w:tr>
-        <w:tc>
-          <w:tcPr/>
-          <w:p>
-            <w:pPr>
-              <w:pStyle w:val="Compact"/>
-            </w:pPr>
-            <w:r>
-              <w:t xml:space="preserve">Reverse Proxy</w:t>
-            </w:r>
-          </w:p>
-        </w:tc>
-        <w:tc>
-          <w:tcPr/>
-          <w:p>
-            <w:pPr>
-              <w:pStyle w:val="Compact"/>
-            </w:pPr>
-            <w:r>
-              <w:t xml:space="preserve">Nginx</w:t>
-            </w:r>
-          </w:p>
-        </w:tc>
-        <w:tc>
-          <w:tcPr/>
-          <w:p>
-            <w:pPr>
-              <w:pStyle w:val="Compact"/>
-            </w:pPr>
-            <w:r>
-              <w:t xml:space="preserve">Terminates TLS and applies edge rate limiting.</w:t>
-            </w:r>
-          </w:p>
-        </w:tc>
-      </w:tr>
-      <w:tr>
-        <w:tc>
-          <w:tcPr/>
-          <w:p>
-            <w:pPr>
-              <w:pStyle w:val="Compact"/>
-            </w:pPr>
-            <w:r>
               <w:t xml:space="preserve">Enforcement Backend</w:t>
             </w:r>
           </w:p>
@@ -6761,8 +7360,8 @@
         <w:t xml:space="preserve">It is important to note that no external machine-learning library (such as scikit-learn, TensorFlow, or PyTorch) was used. Every model and every evaluation measure was written by hand using NumPy.</w:t>
       </w:r>
     </w:p>
-    <w:bookmarkEnd w:id="77"/>
-    <w:bookmarkStart w:id="78" w:name="implementation-details-of-modules"/>
+    <w:bookmarkEnd w:id="161"/>
+    <w:bookmarkStart w:id="162" w:name="implementation-details-of-modules"/>
     <w:p>
       <w:pPr>
         <w:pStyle w:val="Heading3"/>
@@ -6987,13 +7586,142 @@
           <w:b/>
           <w:bCs/>
         </w:rPr>
+        <w:t xml:space="preserve">Authentication Module.</w:t>
+      </w:r>
+      <w:r>
+        <w:t xml:space="preserve"> </w:t>
+      </w:r>
+      <w:r>
+        <w:t xml:space="preserve">The authentication layer is implemented entirely from scratch using the Python standard library, consistent with the project’s transparency philosophy. The</w:t>
+      </w:r>
+      <w:r>
+        <w:t xml:space="preserve"> </w:t>
+      </w:r>
+      <w:r>
+        <w:rPr>
+          <w:rStyle w:val="VerbatimChar"/>
+        </w:rPr>
+        <w:t xml:space="preserve">JWTHandler</w:t>
+      </w:r>
+      <w:r>
+        <w:t xml:space="preserve"> </w:t>
+      </w:r>
+      <w:r>
+        <w:t xml:space="preserve">creates and verifies JSON Web Tokens using HMAC-SHA256 signing (</w:t>
+      </w:r>
+      <w:r>
+        <w:rPr>
+          <w:rStyle w:val="VerbatimChar"/>
+        </w:rPr>
+        <w:t xml:space="preserve">hmac</w:t>
+      </w:r>
+      <w:r>
+        <w:t xml:space="preserve"> </w:t>
+      </w:r>
+      <w:r>
+        <w:t xml:space="preserve">and</w:t>
+      </w:r>
+      <w:r>
+        <w:t xml:space="preserve"> </w:t>
+      </w:r>
+      <w:r>
+        <w:rPr>
+          <w:rStyle w:val="VerbatimChar"/>
+        </w:rPr>
+        <w:t xml:space="preserve">hashlib</w:t>
+      </w:r>
+      <w:r>
+        <w:t xml:space="preserve"> </w:t>
+      </w:r>
+      <w:r>
+        <w:t xml:space="preserve">modules) with base64url-encoded headers and payloads, enforcing configurable token expiry. The</w:t>
+      </w:r>
+      <w:r>
+        <w:t xml:space="preserve"> </w:t>
+      </w:r>
+      <w:r>
+        <w:rPr>
+          <w:rStyle w:val="VerbatimChar"/>
+        </w:rPr>
+        <w:t xml:space="preserve">UserStore</w:t>
+      </w:r>
+      <w:r>
+        <w:t xml:space="preserve"> </w:t>
+      </w:r>
+      <w:r>
+        <w:t xml:space="preserve">manages user accounts in a JSON file with thread-safe read/write operations and atomic file replacement; passwords are hashed using PBKDF2-SHA256 with 100,000 iterations and a random 32-byte salt (</w:t>
+      </w:r>
+      <w:r>
+        <w:rPr>
+          <w:rStyle w:val="VerbatimChar"/>
+        </w:rPr>
+        <w:t xml:space="preserve">hashlib.pbkdf2_hmac</w:t>
+      </w:r>
+      <w:r>
+        <w:t xml:space="preserve"> </w:t>
+      </w:r>
+      <w:r>
+        <w:t xml:space="preserve">and</w:t>
+      </w:r>
+      <w:r>
+        <w:t xml:space="preserve"> </w:t>
+      </w:r>
+      <w:r>
+        <w:rPr>
+          <w:rStyle w:val="VerbatimChar"/>
+        </w:rPr>
+        <w:t xml:space="preserve">os.urandom</w:t>
+      </w:r>
+      <w:r>
+        <w:t xml:space="preserve">). Three default users (admin, operator, viewer) are seeded on first run. The</w:t>
+      </w:r>
+      <w:r>
+        <w:t xml:space="preserve"> </w:t>
+      </w:r>
+      <w:r>
+        <w:rPr>
+          <w:rStyle w:val="VerbatimChar"/>
+        </w:rPr>
+        <w:t xml:space="preserve">Role</w:t>
+      </w:r>
+      <w:r>
+        <w:t xml:space="preserve"> </w:t>
+      </w:r>
+      <w:r>
+        <w:t xml:space="preserve">enum defines three permission levels — Admin, Operator, and Viewer — and a</w:t>
+      </w:r>
+      <w:r>
+        <w:t xml:space="preserve"> </w:t>
+      </w:r>
+      <w:r>
+        <w:rPr>
+          <w:rStyle w:val="VerbatimChar"/>
+        </w:rPr>
+        <w:t xml:space="preserve">require_role()</w:t>
+      </w:r>
+      <w:r>
+        <w:t xml:space="preserve"> </w:t>
+      </w:r>
+      <w:r>
+        <w:t xml:space="preserve">dependency factory enforces access control on each API endpoint. The module also provides backward-compatible API-key authentication, granting the Operator role to external systems that present a valid key.</w:t>
+      </w:r>
+    </w:p>
+    <w:p>
+      <w:pPr>
+        <w:pStyle w:val="BodyText"/>
+      </w:pPr>
+      <w:r>
+        <w:rPr>
+          <w:b/>
+          <w:bCs/>
+        </w:rPr>
         <w:t xml:space="preserve">API Module.</w:t>
       </w:r>
       <w:r>
         <w:t xml:space="preserve"> </w:t>
       </w:r>
       <w:r>
-        <w:t xml:space="preserve">The API layer exposes the system over HTTP. It provides health and readiness checks, a metrics endpoint, single and batch prediction endpoints, alert listing and clearing, and enforcement-management endpoints for listing, removing, and flushing blocks. It applies API-key authentication and rate limiting, validates all inputs, and serves the operator dashboard.</w:t>
+        <w:t xml:space="preserve">The API layer exposes the system over HTTP. It provides health and readiness checks, a metrics endpoint, single and batch prediction endpoints, alert listing and clearing, enforcement-management endpoints for listing, removing, and flushing blocks, and authentication endpoints for login, user profile, password changes, and user management. It integrates JWT-based and API-key authentication, rate limiting, role-based access control, validates all inputs, and serves the operator dashboard with a login page.</w:t>
       </w:r>
     </w:p>
     <w:p>
@@ -7047,9 +7775,9 @@
         <w:t xml:space="preserve">A custom Prometheus exporter records counters, gauges, and histograms and renders them in the standard text format, with no external metrics library. The utilities provide configuration loading (with environment-variable overrides), structured JSON logging with request correlation, and the from-scratch evaluation metrics.</w:t>
       </w:r>
     </w:p>
-    <w:bookmarkEnd w:id="78"/>
-    <w:bookmarkEnd w:id="79"/>
-    <w:bookmarkStart w:id="82" w:name="testing"/>
+    <w:bookmarkEnd w:id="162"/>
+    <w:bookmarkEnd w:id="163"/>
+    <w:bookmarkStart w:id="166" w:name="testing"/>
     <w:p>
       <w:pPr>
         <w:pStyle w:val="Heading2"/>
@@ -7066,7 +7794,7 @@
         <w:t xml:space="preserve">The system was tested using automated unit tests for individual components and integration (system) tests for end-to-end behaviour, all run with the pytest framework.</w:t>
       </w:r>
     </w:p>
-    <w:bookmarkStart w:id="80" w:name="test-cases-for-unit-testing"/>
+    <w:bookmarkStart w:id="164" w:name="test-cases-for-unit-testing"/>
     <w:p>
       <w:pPr>
         <w:pStyle w:val="Heading3"/>
@@ -7099,14 +7827,6 @@
       <w:tblPr>
         <w:tblStyle w:val="Table"/>
         <w:tblW w:type="pct" w:w="5000"/>
-        <w:tblBorders>
-          <w:top w:val="single" w:sz="4" w:space="0" w:color="000000"/>
-          <w:left w:val="single" w:sz="4" w:space="0" w:color="000000"/>
-          <w:bottom w:val="single" w:sz="4" w:space="0" w:color="000000"/>
-          <w:right w:val="single" w:sz="4" w:space="0" w:color="000000"/>
-          <w:insideH w:val="single" w:sz="4" w:space="0" w:color="000000"/>
-          <w:insideV w:val="single" w:sz="4" w:space="0" w:color="000000"/>
-        </w:tblBorders>
         <w:tblLayout w:type="fixed"/>
         <w:tblLook w:firstRow="1" w:lastRow="0" w:firstColumn="0" w:lastColumn="0" w:noHBand="0" w:noVBand="0" w:val="0020"/>
       </w:tblPr>
@@ -7855,9 +8575,285 @@
           </w:p>
         </w:tc>
       </w:tr>
+      <w:tr>
+        <w:tc>
+          <w:tcPr/>
+          <w:p>
+            <w:pPr>
+              <w:pStyle w:val="Compact"/>
+            </w:pPr>
+            <w:r>
+              <w:t xml:space="preserve">U16</w:t>
+            </w:r>
+          </w:p>
+        </w:tc>
+        <w:tc>
+          <w:tcPr/>
+          <w:p>
+            <w:pPr>
+              <w:pStyle w:val="Compact"/>
+            </w:pPr>
+            <w:r>
+              <w:t xml:space="preserve">JWT Handler</w:t>
+            </w:r>
+          </w:p>
+        </w:tc>
+        <w:tc>
+          <w:tcPr/>
+          <w:p>
+            <w:pPr>
+              <w:pStyle w:val="Compact"/>
+            </w:pPr>
+            <w:r>
+              <w:t xml:space="preserve">Create and verify token</w:t>
+            </w:r>
+          </w:p>
+        </w:tc>
+        <w:tc>
+          <w:tcPr/>
+          <w:p>
+            <w:pPr>
+              <w:pStyle w:val="Compact"/>
+            </w:pPr>
+            <w:r>
+              <w:t xml:space="preserve">Valid token returns correct claims (username, role, expiry)</w:t>
+            </w:r>
+          </w:p>
+        </w:tc>
+      </w:tr>
+      <w:tr>
+        <w:tc>
+          <w:tcPr/>
+          <w:p>
+            <w:pPr>
+              <w:pStyle w:val="Compact"/>
+            </w:pPr>
+            <w:r>
+              <w:t xml:space="preserve">U17</w:t>
+            </w:r>
+          </w:p>
+        </w:tc>
+        <w:tc>
+          <w:tcPr/>
+          <w:p>
+            <w:pPr>
+              <w:pStyle w:val="Compact"/>
+            </w:pPr>
+            <w:r>
+              <w:t xml:space="preserve">JWT Handler</w:t>
+            </w:r>
+          </w:p>
+        </w:tc>
+        <w:tc>
+          <w:tcPr/>
+          <w:p>
+            <w:pPr>
+              <w:pStyle w:val="Compact"/>
+            </w:pPr>
+            <w:r>
+              <w:t xml:space="preserve">Expired token</w:t>
+            </w:r>
+          </w:p>
+        </w:tc>
+        <w:tc>
+          <w:tcPr/>
+          <w:p>
+            <w:pPr>
+              <w:pStyle w:val="Compact"/>
+            </w:pPr>
+            <w:r>
+              <w:t xml:space="preserve">Verification returns null; token is rejected</w:t>
+            </w:r>
+          </w:p>
+        </w:tc>
+      </w:tr>
+      <w:tr>
+        <w:tc>
+          <w:tcPr/>
+          <w:p>
+            <w:pPr>
+              <w:pStyle w:val="Compact"/>
+            </w:pPr>
+            <w:r>
+              <w:t xml:space="preserve">U18</w:t>
+            </w:r>
+          </w:p>
+        </w:tc>
+        <w:tc>
+          <w:tcPr/>
+          <w:p>
+            <w:pPr>
+              <w:pStyle w:val="Compact"/>
+            </w:pPr>
+            <w:r>
+              <w:t xml:space="preserve">JWT Handler</w:t>
+            </w:r>
+          </w:p>
+        </w:tc>
+        <w:tc>
+          <w:tcPr/>
+          <w:p>
+            <w:pPr>
+              <w:pStyle w:val="Compact"/>
+            </w:pPr>
+            <w:r>
+              <w:t xml:space="preserve">Tampered or wrong-secret token</w:t>
+            </w:r>
+          </w:p>
+        </w:tc>
+        <w:tc>
+          <w:tcPr/>
+          <w:p>
+            <w:pPr>
+              <w:pStyle w:val="Compact"/>
+            </w:pPr>
+            <w:r>
+              <w:t xml:space="preserve">Verification detects tampering and rejects the token</w:t>
+            </w:r>
+          </w:p>
+        </w:tc>
+      </w:tr>
+      <w:tr>
+        <w:tc>
+          <w:tcPr/>
+          <w:p>
+            <w:pPr>
+              <w:pStyle w:val="Compact"/>
+            </w:pPr>
+            <w:r>
+              <w:t xml:space="preserve">U19</w:t>
+            </w:r>
+          </w:p>
+        </w:tc>
+        <w:tc>
+          <w:tcPr/>
+          <w:p>
+            <w:pPr>
+              <w:pStyle w:val="Compact"/>
+            </w:pPr>
+            <w:r>
+              <w:t xml:space="preserve">User Store</w:t>
+            </w:r>
+          </w:p>
+        </w:tc>
+        <w:tc>
+          <w:tcPr/>
+          <w:p>
+            <w:pPr>
+              <w:pStyle w:val="Compact"/>
+            </w:pPr>
+            <w:r>
+              <w:t xml:space="preserve">Seed default users</w:t>
+            </w:r>
+          </w:p>
+        </w:tc>
+        <w:tc>
+          <w:tcPr/>
+          <w:p>
+            <w:pPr>
+              <w:pStyle w:val="Compact"/>
+            </w:pPr>
+            <w:r>
+              <w:t xml:space="preserve">Three default users (admin, operator, viewer) are created on first run</w:t>
+            </w:r>
+          </w:p>
+        </w:tc>
+      </w:tr>
+      <w:tr>
+        <w:tc>
+          <w:tcPr/>
+          <w:p>
+            <w:pPr>
+              <w:pStyle w:val="Compact"/>
+            </w:pPr>
+            <w:r>
+              <w:t xml:space="preserve">U20</w:t>
+            </w:r>
+          </w:p>
+        </w:tc>
+        <w:tc>
+          <w:tcPr/>
+          <w:p>
+            <w:pPr>
+              <w:pStyle w:val="Compact"/>
+            </w:pPr>
+            <w:r>
+              <w:t xml:space="preserve">User Store</w:t>
+            </w:r>
+          </w:p>
+        </w:tc>
+        <w:tc>
+          <w:tcPr/>
+          <w:p>
+            <w:pPr>
+              <w:pStyle w:val="Compact"/>
+            </w:pPr>
+            <w:r>
+              <w:t xml:space="preserve">Authenticate with correct/wrong password</w:t>
+            </w:r>
+          </w:p>
+        </w:tc>
+        <w:tc>
+          <w:tcPr/>
+          <w:p>
+            <w:pPr>
+              <w:pStyle w:val="Compact"/>
+            </w:pPr>
+            <w:r>
+              <w:t xml:space="preserve">Correct password returns the user; wrong password returns null</w:t>
+            </w:r>
+          </w:p>
+        </w:tc>
+      </w:tr>
+      <w:tr>
+        <w:tc>
+          <w:tcPr/>
+          <w:p>
+            <w:pPr>
+              <w:pStyle w:val="Compact"/>
+            </w:pPr>
+            <w:r>
+              <w:t xml:space="preserve">U21</w:t>
+            </w:r>
+          </w:p>
+        </w:tc>
+        <w:tc>
+          <w:tcPr/>
+          <w:p>
+            <w:pPr>
+              <w:pStyle w:val="Compact"/>
+            </w:pPr>
+            <w:r>
+              <w:t xml:space="preserve">User Store</w:t>
+            </w:r>
+          </w:p>
+        </w:tc>
+        <w:tc>
+          <w:tcPr/>
+          <w:p>
+            <w:pPr>
+              <w:pStyle w:val="Compact"/>
+            </w:pPr>
+            <w:r>
+              <w:t xml:space="preserve">Create, delete, update password</w:t>
+            </w:r>
+          </w:p>
+        </w:tc>
+        <w:tc>
+          <w:tcPr/>
+          <w:p>
+            <w:pPr>
+              <w:pStyle w:val="Compact"/>
+            </w:pPr>
+            <w:r>
+              <w:t xml:space="preserve">User CRUD operations succeed and persist across reloads</w:t>
+            </w:r>
+          </w:p>
+        </w:tc>
+      </w:tr>
     </w:tbl>
-    <w:bookmarkEnd w:id="80"/>
-    <w:bookmarkStart w:id="81" w:name="test-cases-for-system-testing"/>
+    <w:bookmarkEnd w:id="164"/>
+    <w:bookmarkStart w:id="165" w:name="test-cases-for-system-testing"/>
     <w:p>
       <w:pPr>
         <w:pStyle w:val="Heading3"/>
@@ -7890,14 +8886,6 @@
       <w:tblPr>
         <w:tblStyle w:val="Table"/>
         <w:tblW w:type="pct" w:w="5000"/>
-        <w:tblBorders>
-          <w:top w:val="single" w:sz="4" w:space="0" w:color="000000"/>
-          <w:left w:val="single" w:sz="4" w:space="0" w:color="000000"/>
-          <w:bottom w:val="single" w:sz="4" w:space="0" w:color="000000"/>
-          <w:right w:val="single" w:sz="4" w:space="0" w:color="000000"/>
-          <w:insideH w:val="single" w:sz="4" w:space="0" w:color="000000"/>
-          <w:insideV w:val="single" w:sz="4" w:space="0" w:color="000000"/>
-        </w:tblBorders>
         <w:tblLayout w:type="fixed"/>
         <w:tblLook w:firstRow="1" w:lastRow="0" w:firstColumn="0" w:lastColumn="0" w:noHBand="0" w:noVBand="0" w:val="0020"/>
       </w:tblPr>
@@ -8508,18 +9496,478 @@
           </w:p>
         </w:tc>
       </w:tr>
+      <w:tr>
+        <w:tc>
+          <w:tcPr/>
+          <w:p>
+            <w:pPr>
+              <w:pStyle w:val="Compact"/>
+            </w:pPr>
+            <w:r>
+              <w:t xml:space="preserve">S13</w:t>
+            </w:r>
+          </w:p>
+        </w:tc>
+        <w:tc>
+          <w:tcPr/>
+          <w:p>
+            <w:pPr>
+              <w:pStyle w:val="Compact"/>
+            </w:pPr>
+            <w:r>
+              <w:t xml:space="preserve">Auth login</w:t>
+            </w:r>
+          </w:p>
+        </w:tc>
+        <w:tc>
+          <w:tcPr/>
+          <w:p>
+            <w:pPr>
+              <w:pStyle w:val="Compact"/>
+            </w:pPr>
+            <w:r>
+              <w:t xml:space="preserve">Login with valid credentials</w:t>
+            </w:r>
+          </w:p>
+        </w:tc>
+        <w:tc>
+          <w:tcPr/>
+          <w:p>
+            <w:pPr>
+              <w:pStyle w:val="Compact"/>
+            </w:pPr>
+            <w:r>
+              <w:t xml:space="preserve">Returns JWT token with username and role</w:t>
+            </w:r>
+          </w:p>
+        </w:tc>
+      </w:tr>
+      <w:tr>
+        <w:tc>
+          <w:tcPr/>
+          <w:p>
+            <w:pPr>
+              <w:pStyle w:val="Compact"/>
+            </w:pPr>
+            <w:r>
+              <w:t xml:space="preserve">S14</w:t>
+            </w:r>
+          </w:p>
+        </w:tc>
+        <w:tc>
+          <w:tcPr/>
+          <w:p>
+            <w:pPr>
+              <w:pStyle w:val="Compact"/>
+            </w:pPr>
+            <w:r>
+              <w:t xml:space="preserve">Auth login</w:t>
+            </w:r>
+          </w:p>
+        </w:tc>
+        <w:tc>
+          <w:tcPr/>
+          <w:p>
+            <w:pPr>
+              <w:pStyle w:val="Compact"/>
+            </w:pPr>
+            <w:r>
+              <w:t xml:space="preserve">Login with invalid credentials</w:t>
+            </w:r>
+          </w:p>
+        </w:tc>
+        <w:tc>
+          <w:tcPr/>
+          <w:p>
+            <w:pPr>
+              <w:pStyle w:val="Compact"/>
+            </w:pPr>
+            <w:r>
+              <w:t xml:space="preserve">Returns 401 Unauthorized</w:t>
+            </w:r>
+          </w:p>
+        </w:tc>
+      </w:tr>
+      <w:tr>
+        <w:tc>
+          <w:tcPr/>
+          <w:p>
+            <w:pPr>
+              <w:pStyle w:val="Compact"/>
+            </w:pPr>
+            <w:r>
+              <w:t xml:space="preserve">S15</w:t>
+            </w:r>
+          </w:p>
+        </w:tc>
+        <w:tc>
+          <w:tcPr/>
+          <w:p>
+            <w:pPr>
+              <w:pStyle w:val="Compact"/>
+            </w:pPr>
+            <w:r>
+              <w:t xml:space="preserve">RBAC</w:t>
+            </w:r>
+          </w:p>
+        </w:tc>
+        <w:tc>
+          <w:tcPr/>
+          <w:p>
+            <w:pPr>
+              <w:pStyle w:val="Compact"/>
+            </w:pPr>
+            <w:r>
+              <w:t xml:space="preserve">Access protected endpoint without token</w:t>
+            </w:r>
+          </w:p>
+        </w:tc>
+        <w:tc>
+          <w:tcPr/>
+          <w:p>
+            <w:pPr>
+              <w:pStyle w:val="Compact"/>
+            </w:pPr>
+            <w:r>
+              <w:t xml:space="preserve">Returns 401 Unauthorized</w:t>
+            </w:r>
+          </w:p>
+        </w:tc>
+      </w:tr>
+      <w:tr>
+        <w:tc>
+          <w:tcPr/>
+          <w:p>
+            <w:pPr>
+              <w:pStyle w:val="Compact"/>
+            </w:pPr>
+            <w:r>
+              <w:t xml:space="preserve">S16</w:t>
+            </w:r>
+          </w:p>
+        </w:tc>
+        <w:tc>
+          <w:tcPr/>
+          <w:p>
+            <w:pPr>
+              <w:pStyle w:val="Compact"/>
+            </w:pPr>
+            <w:r>
+              <w:t xml:space="preserve">RBAC</w:t>
+            </w:r>
+          </w:p>
+        </w:tc>
+        <w:tc>
+          <w:tcPr/>
+          <w:p>
+            <w:pPr>
+              <w:pStyle w:val="Compact"/>
+            </w:pPr>
+            <w:r>
+              <w:t xml:space="preserve">Viewer accesses stats (read-only)</w:t>
+            </w:r>
+          </w:p>
+        </w:tc>
+        <w:tc>
+          <w:tcPr/>
+          <w:p>
+            <w:pPr>
+              <w:pStyle w:val="Compact"/>
+            </w:pPr>
+            <w:r>
+              <w:t xml:space="preserve">Returns 200 OK</w:t>
+            </w:r>
+          </w:p>
+        </w:tc>
+      </w:tr>
+      <w:tr>
+        <w:tc>
+          <w:tcPr/>
+          <w:p>
+            <w:pPr>
+              <w:pStyle w:val="Compact"/>
+            </w:pPr>
+            <w:r>
+              <w:t xml:space="preserve">S17</w:t>
+            </w:r>
+          </w:p>
+        </w:tc>
+        <w:tc>
+          <w:tcPr/>
+          <w:p>
+            <w:pPr>
+              <w:pStyle w:val="Compact"/>
+            </w:pPr>
+            <w:r>
+              <w:t xml:space="preserve">RBAC</w:t>
+            </w:r>
+          </w:p>
+        </w:tc>
+        <w:tc>
+          <w:tcPr/>
+          <w:p>
+            <w:pPr>
+              <w:pStyle w:val="Compact"/>
+            </w:pPr>
+            <w:r>
+              <w:t xml:space="preserve">Viewer submits flow for classification</w:t>
+            </w:r>
+          </w:p>
+        </w:tc>
+        <w:tc>
+          <w:tcPr/>
+          <w:p>
+            <w:pPr>
+              <w:pStyle w:val="Compact"/>
+            </w:pPr>
+            <w:r>
+              <w:t xml:space="preserve">Returns 403 Forbidden</w:t>
+            </w:r>
+          </w:p>
+        </w:tc>
+      </w:tr>
+      <w:tr>
+        <w:tc>
+          <w:tcPr/>
+          <w:p>
+            <w:pPr>
+              <w:pStyle w:val="Compact"/>
+            </w:pPr>
+            <w:r>
+              <w:t xml:space="preserve">S18</w:t>
+            </w:r>
+          </w:p>
+        </w:tc>
+        <w:tc>
+          <w:tcPr/>
+          <w:p>
+            <w:pPr>
+              <w:pStyle w:val="Compact"/>
+            </w:pPr>
+            <w:r>
+              <w:t xml:space="preserve">RBAC</w:t>
+            </w:r>
+          </w:p>
+        </w:tc>
+        <w:tc>
+          <w:tcPr/>
+          <w:p>
+            <w:pPr>
+              <w:pStyle w:val="Compact"/>
+            </w:pPr>
+            <w:r>
+              <w:t xml:space="preserve">Operator submits flow for classification</w:t>
+            </w:r>
+          </w:p>
+        </w:tc>
+        <w:tc>
+          <w:tcPr/>
+          <w:p>
+            <w:pPr>
+              <w:pStyle w:val="Compact"/>
+            </w:pPr>
+            <w:r>
+              <w:t xml:space="preserve">Returns 200 OK</w:t>
+            </w:r>
+          </w:p>
+        </w:tc>
+      </w:tr>
+      <w:tr>
+        <w:tc>
+          <w:tcPr/>
+          <w:p>
+            <w:pPr>
+              <w:pStyle w:val="Compact"/>
+            </w:pPr>
+            <w:r>
+              <w:t xml:space="preserve">S19</w:t>
+            </w:r>
+          </w:p>
+        </w:tc>
+        <w:tc>
+          <w:tcPr/>
+          <w:p>
+            <w:pPr>
+              <w:pStyle w:val="Compact"/>
+            </w:pPr>
+            <w:r>
+              <w:t xml:space="preserve">User management</w:t>
+            </w:r>
+          </w:p>
+        </w:tc>
+        <w:tc>
+          <w:tcPr/>
+          <w:p>
+            <w:pPr>
+              <w:pStyle w:val="Compact"/>
+            </w:pPr>
+            <w:r>
+              <w:t xml:space="preserve">Admin creates, lists, and deletes users</w:t>
+            </w:r>
+          </w:p>
+        </w:tc>
+        <w:tc>
+          <w:tcPr/>
+          <w:p>
+            <w:pPr>
+              <w:pStyle w:val="Compact"/>
+            </w:pPr>
+            <w:r>
+              <w:t xml:space="preserve">Operations succeed with correct responses</w:t>
+            </w:r>
+          </w:p>
+        </w:tc>
+      </w:tr>
+      <w:tr>
+        <w:tc>
+          <w:tcPr/>
+          <w:p>
+            <w:pPr>
+              <w:pStyle w:val="Compact"/>
+            </w:pPr>
+            <w:r>
+              <w:t xml:space="preserve">S20</w:t>
+            </w:r>
+          </w:p>
+        </w:tc>
+        <w:tc>
+          <w:tcPr/>
+          <w:p>
+            <w:pPr>
+              <w:pStyle w:val="Compact"/>
+            </w:pPr>
+            <w:r>
+              <w:t xml:space="preserve">User management</w:t>
+            </w:r>
+          </w:p>
+        </w:tc>
+        <w:tc>
+          <w:tcPr/>
+          <w:p>
+            <w:pPr>
+              <w:pStyle w:val="Compact"/>
+            </w:pPr>
+            <w:r>
+              <w:t xml:space="preserve">Non-admin attempts user management</w:t>
+            </w:r>
+          </w:p>
+        </w:tc>
+        <w:tc>
+          <w:tcPr/>
+          <w:p>
+            <w:pPr>
+              <w:pStyle w:val="Compact"/>
+            </w:pPr>
+            <w:r>
+              <w:t xml:space="preserve">Returns 403 Forbidden</w:t>
+            </w:r>
+          </w:p>
+        </w:tc>
+      </w:tr>
+      <w:tr>
+        <w:tc>
+          <w:tcPr/>
+          <w:p>
+            <w:pPr>
+              <w:pStyle w:val="Compact"/>
+            </w:pPr>
+            <w:r>
+              <w:t xml:space="preserve">S21</w:t>
+            </w:r>
+          </w:p>
+        </w:tc>
+        <w:tc>
+          <w:tcPr/>
+          <w:p>
+            <w:pPr>
+              <w:pStyle w:val="Compact"/>
+            </w:pPr>
+            <w:r>
+              <w:t xml:space="preserve">Password change</w:t>
+            </w:r>
+          </w:p>
+        </w:tc>
+        <w:tc>
+          <w:tcPr/>
+          <w:p>
+            <w:pPr>
+              <w:pStyle w:val="Compact"/>
+            </w:pPr>
+            <w:r>
+              <w:t xml:space="preserve">User changes own password</w:t>
+            </w:r>
+          </w:p>
+        </w:tc>
+        <w:tc>
+          <w:tcPr/>
+          <w:p>
+            <w:pPr>
+              <w:pStyle w:val="Compact"/>
+            </w:pPr>
+            <w:r>
+              <w:t xml:space="preserve">Succeeds; old password no longer works</w:t>
+            </w:r>
+          </w:p>
+        </w:tc>
+      </w:tr>
+      <w:tr>
+        <w:tc>
+          <w:tcPr/>
+          <w:p>
+            <w:pPr>
+              <w:pStyle w:val="Compact"/>
+            </w:pPr>
+            <w:r>
+              <w:t xml:space="preserve">S22</w:t>
+            </w:r>
+          </w:p>
+        </w:tc>
+        <w:tc>
+          <w:tcPr/>
+          <w:p>
+            <w:pPr>
+              <w:pStyle w:val="Compact"/>
+            </w:pPr>
+            <w:r>
+              <w:t xml:space="preserve">Public endpoints</w:t>
+            </w:r>
+          </w:p>
+        </w:tc>
+        <w:tc>
+          <w:tcPr/>
+          <w:p>
+            <w:pPr>
+              <w:pStyle w:val="Compact"/>
+            </w:pPr>
+            <w:r>
+              <w:t xml:space="preserve">Health, ready, metrics without auth</w:t>
+            </w:r>
+          </w:p>
+        </w:tc>
+        <w:tc>
+          <w:tcPr/>
+          <w:p>
+            <w:pPr>
+              <w:pStyle w:val="Compact"/>
+            </w:pPr>
+            <w:r>
+              <w:t xml:space="preserve">All return 200 without any authentication</w:t>
+            </w:r>
+          </w:p>
+        </w:tc>
+      </w:tr>
     </w:tbl>
     <w:p>
       <w:pPr>
         <w:pStyle w:val="BodyText"/>
       </w:pPr>
       <w:r>
-        <w:t xml:space="preserve">All tests pass in the project’s continuous-integration pipeline, which automatically lints the code, runs the full test suite, and builds the container image on every change.</w:t>
-      </w:r>
-    </w:p>
-    <w:bookmarkEnd w:id="81"/>
-    <w:bookmarkEnd w:id="82"/>
-    <w:bookmarkStart w:id="86" w:name="result-analysis"/>
+        <w:t xml:space="preserve">All 141 tests (105 original plus 36 authentication tests) pass in the project’s continuous-integration pipeline, which automatically lints the code, runs the full test suite, and builds the container image on every change.</w:t>
+      </w:r>
+    </w:p>
+    <w:bookmarkEnd w:id="165"/>
+    <w:bookmarkEnd w:id="166"/>
+    <w:bookmarkStart w:id="170" w:name="result-analysis"/>
     <w:p>
       <w:pPr>
         <w:pStyle w:val="Heading2"/>
@@ -8552,14 +10000,6 @@
       <w:tblPr>
         <w:tblStyle w:val="Table"/>
         <w:tblW w:type="pct" w:w="5000"/>
-        <w:tblBorders>
-          <w:top w:val="single" w:sz="4" w:space="0" w:color="000000"/>
-          <w:left w:val="single" w:sz="4" w:space="0" w:color="000000"/>
-          <w:bottom w:val="single" w:sz="4" w:space="0" w:color="000000"/>
-          <w:right w:val="single" w:sz="4" w:space="0" w:color="000000"/>
-          <w:insideH w:val="single" w:sz="4" w:space="0" w:color="000000"/>
-          <w:insideV w:val="single" w:sz="4" w:space="0" w:color="000000"/>
-        </w:tblBorders>
         <w:tblLayout w:type="fixed"/>
         <w:tblLook w:firstRow="1" w:lastRow="0" w:firstColumn="0" w:lastColumn="0" w:noHBand="0" w:noVBand="0" w:val="0020"/>
       </w:tblPr>
@@ -8835,14 +10275,6 @@
       <w:tblPr>
         <w:tblStyle w:val="Table"/>
         <w:tblW w:type="auto" w:w="0"/>
-        <w:tblBorders>
-          <w:top w:val="single" w:sz="4" w:space="0" w:color="000000"/>
-          <w:left w:val="single" w:sz="4" w:space="0" w:color="000000"/>
-          <w:bottom w:val="single" w:sz="4" w:space="0" w:color="000000"/>
-          <w:right w:val="single" w:sz="4" w:space="0" w:color="000000"/>
-          <w:insideH w:val="single" w:sz="4" w:space="0" w:color="000000"/>
-          <w:insideV w:val="single" w:sz="4" w:space="0" w:color="000000"/>
-        </w:tblBorders>
         <w:tblLook w:firstRow="1" w:lastRow="0" w:firstColumn="0" w:lastColumn="0" w:noHBand="0" w:noVBand="0" w:val="0020"/>
       </w:tblPr>
       <w:tblGrid>
@@ -9240,18 +10672,18 @@
           <wp:inline>
             <wp:extent cx="4754880" cy="3423513"/>
             <wp:effectExtent b="0" l="0" r="0" t="0"/>
-            <wp:docPr descr="" title="" id="84" name="Picture"/>
+            <wp:docPr descr="" title="" id="168" name="Picture"/>
             <a:graphic>
               <a:graphicData uri="http://schemas.openxmlformats.org/drawingml/2006/picture">
                 <pic:pic>
                   <pic:nvPicPr>
-                    <pic:cNvPr descr="/Users/portpro/Documents/netsentry%203/docs/figures/confusion.png" id="85" name="Picture"/>
+                    <pic:cNvPr descr="/Users/portpro/Documents/netsentry%203/docs/figures/confusion.png" id="169" name="Picture"/>
                     <pic:cNvPicPr>
                       <a:picLocks noChangeArrowheads="1" noChangeAspect="1"/>
                     </pic:cNvPicPr>
                   </pic:nvPicPr>
                   <pic:blipFill>
-                    <a:blip r:embed="rId83"/>
+                    <a:blip r:embed="rId167"/>
                     <a:stretch>
                       <a:fillRect/>
                     </a:stretch>
@@ -9303,9 +10735,9 @@
         <w:br w:type="page"/>
       </w:r>
     </w:p>
-    <w:bookmarkEnd w:id="86"/>
-    <w:bookmarkEnd w:id="87"/>
-    <w:bookmarkStart w:id="90" w:name="Xb352d07eb3d6a59789ca839c5f986b789fa0863"/>
+    <w:bookmarkEnd w:id="170"/>
+    <w:bookmarkEnd w:id="171"/>
+    <w:bookmarkStart w:id="174" w:name="Xb352d07eb3d6a59789ca839c5f986b789fa0863"/>
     <w:p>
       <w:pPr>
         <w:pStyle w:val="Heading1"/>
@@ -9314,7 +10746,7 @@
         <w:t xml:space="preserve">Chapter 5: Conclusion and Future Recommendations</w:t>
       </w:r>
     </w:p>
-    <w:bookmarkStart w:id="88" w:name="conclusion"/>
+    <w:bookmarkStart w:id="172" w:name="conclusion"/>
     <w:p>
       <w:pPr>
         <w:pStyle w:val="Heading2"/>
@@ -9336,7 +10768,7 @@
         <w:pStyle w:val="BodyText"/>
       </w:pPr>
       <w:r>
-        <w:t xml:space="preserve">Beyond the models, the project delivered a full operational system rather than an isolated experiment. It includes a data and training pipeline, a real-time inference engine, a REST API, an operator dashboard, structured logging, monitoring metrics, a severity-based alerting subsystem, and an optional enforcement layer that can automatically and safely block malicious sources. The system is containerized and supplied with deployment configuration for a reverse proxy and a container-orchestration platform, and it is covered by an automated test suite and a continuous-integration pipeline.</w:t>
+        <w:t xml:space="preserve">Beyond the models, the project delivered a full operational system rather than an isolated experiment. It includes a data and training pipeline, a real-time inference engine, a REST API, an operator dashboard, structured logging, monitoring metrics, a severity-based alerting subsystem, an optional enforcement layer that can automatically and safely block malicious sources, and a complete authentication and authorization system. The authentication layer — including JWT token signing (HMAC-SHA256) and password hashing (PBKDF2-SHA256) — was also implemented from scratch using only the Python standard library, extending the project’s transparency philosophy beyond machine learning to security. Three user roles (Administrator, Operator, Viewer) provide role-based access control across all API endpoints, and a login page integrates authentication into the operator dashboard. The system is containerized and covered by an automated test suite of 141 tests and a continuous-integration pipeline.</w:t>
       </w:r>
     </w:p>
     <w:p>
@@ -9344,11 +10776,11 @@
         <w:pStyle w:val="BodyText"/>
       </w:pPr>
       <w:r>
-        <w:t xml:space="preserve">The most important outcome is the demonstration that hand-built, fully auditable machine-learning models can reach the same high detection quality usually associated with large external libraries, while remaining transparent enough for a security analyst to understand why each decision was made. This combination of accuracy, transparency, and production-readiness is the central contribution of the NIDS project.</w:t>
-      </w:r>
-    </w:p>
-    <w:bookmarkEnd w:id="88"/>
-    <w:bookmarkStart w:id="89" w:name="future-recommendations"/>
+        <w:t xml:space="preserve">The most important outcome is the demonstration that hand-built, fully auditable implementations — of both machine-learning models and security primitives — can reach the same high quality usually associated with large external libraries, while remaining transparent enough for a security analyst to understand and trust every decision. This combination of accuracy, transparency, and production-readiness is the central contribution of the NIDS project.</w:t>
+      </w:r>
+    </w:p>
+    <w:bookmarkEnd w:id="172"/>
+    <w:bookmarkStart w:id="173" w:name="future-recommendations"/>
     <w:p>
       <w:pPr>
         <w:pStyle w:val="Heading2"/>
@@ -9496,9 +10928,9 @@
         <w:br w:type="page"/>
       </w:r>
     </w:p>
-    <w:bookmarkEnd w:id="89"/>
-    <w:bookmarkEnd w:id="90"/>
-    <w:bookmarkStart w:id="91" w:name="references"/>
+    <w:bookmarkEnd w:id="173"/>
+    <w:bookmarkEnd w:id="174"/>
+    <w:bookmarkStart w:id="175" w:name="references"/>
     <w:p>
       <w:pPr>
         <w:pStyle w:val="Heading1"/>
@@ -9852,8 +11284,8 @@
         <w:br w:type="page"/>
       </w:r>
     </w:p>
-    <w:bookmarkEnd w:id="91"/>
-    <w:bookmarkStart w:id="92" w:name="appendices"/>
+    <w:bookmarkEnd w:id="175"/>
+    <w:bookmarkStart w:id="176" w:name="appendices"/>
     <w:p>
       <w:pPr>
         <w:pStyle w:val="Heading1"/>
@@ -9965,13 +11397,11 @@
         <w:t xml:space="preserve">(Insert screenshots of the operator dashboard, the API documentation page, the prediction response, and the monitoring/Grafana dashboard here.)</w:t>
       </w:r>
     </w:p>
-    <w:bookmarkEnd w:id="92"/>
+    <w:bookmarkEnd w:id="176"/>
     <w:sectPr>
-      <w:footerReference w:type="default" r:id="rIdftr1"/>
       <w:type w:val="nextPage"/>
-      <w:pgSz w:w="11906" w:h="16838"/>
-      <w:pgMar w:top="1440" w:right="1440" w:bottom="1440" w:left="1800" w:header="720" w:footer="720" w:gutter="0"/>
-      <w:pgNumType w:fmt="decimal" w:start="1"/>
+      <w:pgSz w:h="16838" w:w="11906"/>
+      <w:pgMar w:bottom="1440" w:footer="720" w:gutter="0" w:header="720" w:left="1800" w:right="1440" w:top="1440"/>
       <w:cols w:space="720"/>
       <w:docGrid w:linePitch="360"/>
     </w:sectPr>
@@ -11133,7 +12563,7 @@
       <w:szCs w:val="40"/>
     </w:rPr>
   </w:style>
-  <w:style w:type="paragraph" w:customStyle="1" w:styleId="SourceCode">
+  <w:style w:customStyle="1" w:styleId="SourceCode" w:type="paragraph">
     <w:name w:val="Source Code"/>
     <w:basedOn w:val="Normal"/>
     <w:link w:val="VerbatimChar"/>
@@ -11141,7 +12571,7 @@
       <w:wordWrap w:val="off"/>
     </w:pPr>
   </w:style>
-  <w:style w:type="character" w:customStyle="1" w:styleId="KeywordTok">
+  <w:style w:customStyle="1" w:styleId="KeywordTok" w:type="character">
     <w:name w:val="KeywordTok"/>
     <w:basedOn w:val="VerbatimChar"/>
     <w:rPr>
@@ -11149,77 +12579,77 @@
       <w:color w:val="007020"/>
     </w:rPr>
   </w:style>
-  <w:style w:type="character" w:customStyle="1" w:styleId="DataTypeTok">
+  <w:style w:customStyle="1" w:styleId="DataTypeTok" w:type="character">
     <w:name w:val="DataTypeTok"/>
     <w:basedOn w:val="VerbatimChar"/>
     <w:rPr>
       <w:color w:val="902000"/>
     </w:rPr>
   </w:style>
-  <w:style w:type="character" w:customStyle="1" w:styleId="DecValTok">
+  <w:style w:customStyle="1" w:styleId="DecValTok" w:type="character">
     <w:name w:val="DecValTok"/>
     <w:basedOn w:val="VerbatimChar"/>
     <w:rPr>
       <w:color w:val="40a070"/>
     </w:rPr>
   </w:style>
-  <w:style w:type="character" w:customStyle="1" w:styleId="BaseNTok">
+  <w:style w:customStyle="1" w:styleId="BaseNTok" w:type="character">
     <w:name w:val="BaseNTok"/>
     <w:basedOn w:val="VerbatimChar"/>
     <w:rPr>
       <w:color w:val="40a070"/>
     </w:rPr>
   </w:style>
-  <w:style w:type="character" w:customStyle="1" w:styleId="FloatTok">
+  <w:style w:customStyle="1" w:styleId="FloatTok" w:type="character">
     <w:name w:val="FloatTok"/>
     <w:basedOn w:val="VerbatimChar"/>
     <w:rPr>
       <w:color w:val="40a070"/>
     </w:rPr>
   </w:style>
-  <w:style w:type="character" w:customStyle="1" w:styleId="ConstantTok">
+  <w:style w:customStyle="1" w:styleId="ConstantTok" w:type="character">
     <w:name w:val="ConstantTok"/>
     <w:basedOn w:val="VerbatimChar"/>
     <w:rPr>
       <w:color w:val="880000"/>
     </w:rPr>
   </w:style>
-  <w:style w:type="character" w:customStyle="1" w:styleId="CharTok">
+  <w:style w:customStyle="1" w:styleId="CharTok" w:type="character">
     <w:name w:val="CharTok"/>
     <w:basedOn w:val="VerbatimChar"/>
     <w:rPr>
       <w:color w:val="4070a0"/>
     </w:rPr>
   </w:style>
-  <w:style w:type="character" w:customStyle="1" w:styleId="SpecialCharTok">
+  <w:style w:customStyle="1" w:styleId="SpecialCharTok" w:type="character">
     <w:name w:val="SpecialCharTok"/>
     <w:basedOn w:val="VerbatimChar"/>
     <w:rPr>
       <w:color w:val="4070a0"/>
     </w:rPr>
   </w:style>
-  <w:style w:type="character" w:customStyle="1" w:styleId="StringTok">
+  <w:style w:customStyle="1" w:styleId="StringTok" w:type="character">
     <w:name w:val="StringTok"/>
     <w:basedOn w:val="VerbatimChar"/>
     <w:rPr>
       <w:color w:val="4070a0"/>
     </w:rPr>
   </w:style>
-  <w:style w:type="character" w:customStyle="1" w:styleId="VerbatimStringTok">
+  <w:style w:customStyle="1" w:styleId="VerbatimStringTok" w:type="character">
     <w:name w:val="VerbatimStringTok"/>
     <w:basedOn w:val="VerbatimChar"/>
     <w:rPr>
       <w:color w:val="4070a0"/>
     </w:rPr>
   </w:style>
-  <w:style w:type="character" w:customStyle="1" w:styleId="SpecialStringTok">
+  <w:style w:customStyle="1" w:styleId="SpecialStringTok" w:type="character">
     <w:name w:val="SpecialStringTok"/>
     <w:basedOn w:val="VerbatimChar"/>
     <w:rPr>
       <w:color w:val="bb6688"/>
     </w:rPr>
   </w:style>
-  <w:style w:type="character" w:customStyle="1" w:styleId="ImportTok">
+  <w:style w:customStyle="1" w:styleId="ImportTok" w:type="character">
     <w:name w:val="ImportTok"/>
     <w:basedOn w:val="VerbatimChar"/>
     <w:rPr>
@@ -11227,7 +12657,7 @@
       <w:color w:val="008000"/>
     </w:rPr>
   </w:style>
-  <w:style w:type="character" w:customStyle="1" w:styleId="CommentTok">
+  <w:style w:customStyle="1" w:styleId="CommentTok" w:type="character">
     <w:name w:val="CommentTok"/>
     <w:basedOn w:val="VerbatimChar"/>
     <w:rPr>
@@ -11235,7 +12665,7 @@
       <w:color w:val="60a0b0"/>
     </w:rPr>
   </w:style>
-  <w:style w:type="character" w:customStyle="1" w:styleId="DocumentationTok">
+  <w:style w:customStyle="1" w:styleId="DocumentationTok" w:type="character">
     <w:name w:val="DocumentationTok"/>
     <w:basedOn w:val="VerbatimChar"/>
     <w:rPr>
@@ -11243,7 +12673,7 @@
       <w:color w:val="ba2121"/>
     </w:rPr>
   </w:style>
-  <w:style w:type="character" w:customStyle="1" w:styleId="AnnotationTok">
+  <w:style w:customStyle="1" w:styleId="AnnotationTok" w:type="character">
     <w:name w:val="AnnotationTok"/>
     <w:basedOn w:val="VerbatimChar"/>
     <w:rPr>
@@ -11252,7 +12682,7 @@
       <w:color w:val="60a0b0"/>
     </w:rPr>
   </w:style>
-  <w:style w:type="character" w:customStyle="1" w:styleId="CommentVarTok">
+  <w:style w:customStyle="1" w:styleId="CommentVarTok" w:type="character">
     <w:name w:val="CommentVarTok"/>
     <w:basedOn w:val="VerbatimChar"/>
     <w:rPr>
@@ -11261,28 +12691,28 @@
       <w:color w:val="60a0b0"/>
     </w:rPr>
   </w:style>
-  <w:style w:type="character" w:customStyle="1" w:styleId="OtherTok">
+  <w:style w:customStyle="1" w:styleId="OtherTok" w:type="character">
     <w:name w:val="OtherTok"/>
     <w:basedOn w:val="VerbatimChar"/>
     <w:rPr>
       <w:color w:val="007020"/>
     </w:rPr>
   </w:style>
-  <w:style w:type="character" w:customStyle="1" w:styleId="FunctionTok">
+  <w:style w:customStyle="1" w:styleId="FunctionTok" w:type="character">
     <w:name w:val="FunctionTok"/>
     <w:basedOn w:val="VerbatimChar"/>
     <w:rPr>
       <w:color w:val="06287e"/>
     </w:rPr>
   </w:style>
-  <w:style w:type="character" w:customStyle="1" w:styleId="VariableTok">
+  <w:style w:customStyle="1" w:styleId="VariableTok" w:type="character">
     <w:name w:val="VariableTok"/>
     <w:basedOn w:val="VerbatimChar"/>
     <w:rPr>
       <w:color w:val="19177c"/>
     </w:rPr>
   </w:style>
-  <w:style w:type="character" w:customStyle="1" w:styleId="ControlFlowTok">
+  <w:style w:customStyle="1" w:styleId="ControlFlowTok" w:type="character">
     <w:name w:val="ControlFlowTok"/>
     <w:basedOn w:val="VerbatimChar"/>
     <w:rPr>
@@ -11290,45 +12720,45 @@
       <w:color w:val="007020"/>
     </w:rPr>
   </w:style>
-  <w:style w:type="character" w:customStyle="1" w:styleId="OperatorTok">
+  <w:style w:customStyle="1" w:styleId="OperatorTok" w:type="character">
     <w:name w:val="OperatorTok"/>
     <w:basedOn w:val="VerbatimChar"/>
     <w:rPr>
       <w:color w:val="666666"/>
     </w:rPr>
   </w:style>
-  <w:style w:type="character" w:customStyle="1" w:styleId="BuiltInTok">
+  <w:style w:customStyle="1" w:styleId="BuiltInTok" w:type="character">
     <w:name w:val="BuiltInTok"/>
     <w:basedOn w:val="VerbatimChar"/>
     <w:rPr>
       <w:color w:val="008000"/>
     </w:rPr>
   </w:style>
-  <w:style w:type="character" w:customStyle="1" w:styleId="ExtensionTok">
+  <w:style w:customStyle="1" w:styleId="ExtensionTok" w:type="character">
     <w:name w:val="ExtensionTok"/>
     <w:basedOn w:val="VerbatimChar"/>
     <w:rPr/>
   </w:style>
-  <w:style w:type="character" w:customStyle="1" w:styleId="PreprocessorTok">
+  <w:style w:customStyle="1" w:styleId="PreprocessorTok" w:type="character">
     <w:name w:val="PreprocessorTok"/>
     <w:basedOn w:val="VerbatimChar"/>
     <w:rPr>
       <w:color w:val="bc7a00"/>
     </w:rPr>
   </w:style>
-  <w:style w:type="character" w:customStyle="1" w:styleId="AttributeTok">
+  <w:style w:customStyle="1" w:styleId="AttributeTok" w:type="character">
     <w:name w:val="AttributeTok"/>
     <w:basedOn w:val="VerbatimChar"/>
     <w:rPr>
       <w:color w:val="7d9029"/>
     </w:rPr>
   </w:style>
-  <w:style w:type="character" w:customStyle="1" w:styleId="RegionMarkerTok">
+  <w:style w:customStyle="1" w:styleId="RegionMarkerTok" w:type="character">
     <w:name w:val="RegionMarkerTok"/>
     <w:basedOn w:val="VerbatimChar"/>
     <w:rPr/>
   </w:style>
-  <w:style w:type="character" w:customStyle="1" w:styleId="InformationTok">
+  <w:style w:customStyle="1" w:styleId="InformationTok" w:type="character">
     <w:name w:val="InformationTok"/>
     <w:basedOn w:val="VerbatimChar"/>
     <w:rPr>
@@ -11337,7 +12767,7 @@
       <w:color w:val="60a0b0"/>
     </w:rPr>
   </w:style>
-  <w:style w:type="character" w:customStyle="1" w:styleId="WarningTok">
+  <w:style w:customStyle="1" w:styleId="WarningTok" w:type="character">
     <w:name w:val="WarningTok"/>
     <w:basedOn w:val="VerbatimChar"/>
     <w:rPr>
@@ -11346,7 +12776,7 @@
       <w:color w:val="60a0b0"/>
     </w:rPr>
   </w:style>
-  <w:style w:type="character" w:customStyle="1" w:styleId="AlertTok">
+  <w:style w:customStyle="1" w:styleId="AlertTok" w:type="character">
     <w:name w:val="AlertTok"/>
     <w:basedOn w:val="VerbatimChar"/>
     <w:rPr>
@@ -11354,7 +12784,7 @@
       <w:color w:val="ff0000"/>
     </w:rPr>
   </w:style>
-  <w:style w:type="character" w:customStyle="1" w:styleId="ErrorTok">
+  <w:style w:customStyle="1" w:styleId="ErrorTok" w:type="character">
     <w:name w:val="ErrorTok"/>
     <w:basedOn w:val="VerbatimChar"/>
     <w:rPr>
@@ -11362,7 +12792,7 @@
       <w:color w:val="ff0000"/>
     </w:rPr>
   </w:style>
-  <w:style w:type="character" w:customStyle="1" w:styleId="NormalTok">
+  <w:style w:customStyle="1" w:styleId="NormalTok" w:type="character">
     <w:name w:val="NormalTok"/>
     <w:basedOn w:val="VerbatimChar"/>
     <w:rPr/>
